--- a/00-首页/题组Word/预赛基础卷/预赛基础卷II-学生版.docx
+++ b/00-首页/题组Word/预赛基础卷/预赛基础卷II-学生版.docx
@@ -2,7 +2,7 @@
 <file path=word/document.xml><?xml version="1.0" encoding="utf-8"?>
 <w:document xmlns:w="http://schemas.openxmlformats.org/wordprocessingml/2006/main" xmlns:m="http://schemas.openxmlformats.org/officeDocument/2006/math" xmlns:r="http://schemas.openxmlformats.org/officeDocument/2006/relationships" xmlns:o="urn:schemas-microsoft-com:office:office" xmlns:v="urn:schemas-microsoft-com:vml" xmlns:w10="urn:schemas-microsoft-com:office:word" xmlns:a="http://schemas.openxmlformats.org/drawingml/2006/main" xmlns:pic="http://schemas.openxmlformats.org/drawingml/2006/picture" xmlns:wp="http://schemas.openxmlformats.org/drawingml/2006/wordprocessingDrawing">
   <w:body>
-    <w:bookmarkStart w:id="83" w:name="预赛基础卷ii"/>
+    <w:bookmarkStart w:id="84" w:name="预赛基础卷ii"/>
     <w:p>
       <w:pPr>
         <w:pStyle w:val="Heading1"/>
@@ -6034,65 +6034,24 @@
     </w:p>
     <w:p>
       <w:pPr>
-        <w:pStyle w:val="FirstParagraph"/>
-      </w:pPr>
-      <w:r>
-        <w:rPr>
-          <w:rFonts w:ascii="Times New Roman" w:hAnsi="Times New Roman" w:eastAsia="Times New Roman" w:cs="Times New Roman"/>
-        </w:rPr>
-        <w:t xml:space="preserve">used_in:</w:t>
-      </w:r>
-      <w:r>
-        <w:rPr>
-          <w:rFonts w:ascii="Times New Roman" w:hAnsi="Times New Roman" w:eastAsia="Times New Roman" w:cs="Times New Roman"/>
-        </w:rPr>
-        <w:t xml:space="preserve"> </w:t>
-      </w:r>
-      <w:r>
-        <w:rPr>
-          <w:rFonts w:hint="eastAsia" w:ascii="Times New Roman" w:hAnsi="Times New Roman" w:eastAsia="Times New Roman" w:cs="Times New Roman"/>
-        </w:rPr>
-        <w:t>“</w:t>
-      </w:r>
-      <w:r>
-        <w:rPr>
-          <w:rFonts w:hint="eastAsia" w:ascii="Times New Roman" w:hAnsi="Times New Roman" w:eastAsia="FangSong" w:cs="Times New Roman"/>
-        </w:rPr>
-        <w:t>预赛基础卷</w:t>
-      </w:r>
-      <w:r>
-        <w:rPr>
-          <w:rFonts w:hint="eastAsia" w:ascii="Times New Roman" w:hAnsi="Times New Roman" w:eastAsia="Times New Roman" w:cs="Times New Roman"/>
-        </w:rPr>
-        <w:t>II”</w:t>
-      </w:r>
-      <w:r>
-        <w:rPr>
-          <w:rFonts w:ascii="Times New Roman" w:hAnsi="Times New Roman" w:eastAsia="Times New Roman" w:cs="Times New Roman"/>
-        </w:rPr>
-        <w:t xml:space="preserve"> </w:t>
-      </w:r>
-      <w:r>
-        <w:rPr>
-          <w:rFonts w:ascii="Times New Roman" w:hAnsi="Times New Roman" w:eastAsia="Times New Roman" w:cs="Times New Roman"/>
-        </w:rPr>
-        <w:t xml:space="preserve">___</w:t>
-      </w:r>
-      <w:r>
-        <w:rPr>
-          <w:rFonts w:ascii="Times New Roman" w:hAnsi="Times New Roman" w:eastAsia="Times New Roman" w:cs="Times New Roman"/>
-        </w:rPr>
-        <w:t xml:space="preserve"> </w:t>
-      </w:r>
-      <w:r>
-        <w:rPr>
-          <w:rFonts w:ascii="Times New Roman" w:hAnsi="Times New Roman" w:eastAsia="Times New Roman" w:cs="Times New Roman"/>
-        </w:rPr>
-        <w:t xml:space="preserve">## </w:t>
-      </w:r>
-      <w:r>
-        <w:rPr>
-          <w:rFonts w:hint="eastAsia" w:ascii="Times New Roman" w:hAnsi="Times New Roman" w:eastAsia="FangSong" w:cs="Times New Roman"/>
+        <w:spacing w:before="160" w:after="80"/>
+      </w:pPr>
+      <w:r>
+        <w:pict>
+          <v:rect style="width:0;height:1.5pt" o:hralign="center" o:hrstd="t" o:hr="t"/>
+        </w:pict>
+      </w:r>
+    </w:p>
+    <w:bookmarkEnd w:id="35"/>
+    <w:bookmarkStart w:id="36" w:name="X771b143f03b106440dca9d7d320ff520230c38e"/>
+    <w:p>
+      <w:pPr>
+        <w:pStyle w:val="Heading2"/>
+        <w:spacing w:before="280" w:after="120"/>
+      </w:pPr>
+      <w:r>
+        <w:rPr>
+          <w:rFonts w:hint="eastAsia" w:ascii="Times New Roman" w:hAnsi="Times New Roman" w:eastAsia="SimHei" w:cs="Times New Roman"/>
         </w:rPr>
         <w:t>二</w:t>
       </w:r>
@@ -6104,7 +6063,7 @@
       </w:r>
       <w:r>
         <w:rPr>
-          <w:rFonts w:hint="eastAsia" w:ascii="Times New Roman" w:hAnsi="Times New Roman" w:eastAsia="FangSong" w:cs="Times New Roman"/>
+          <w:rFonts w:hint="eastAsia" w:ascii="Times New Roman" w:hAnsi="Times New Roman" w:eastAsia="SimHei" w:cs="Times New Roman"/>
         </w:rPr>
         <w:t>多选题</w:t>
       </w:r>
@@ -6116,7 +6075,7 @@
       </w:r>
       <w:r>
         <w:rPr>
-          <w:rFonts w:hint="eastAsia" w:ascii="Times New Roman" w:hAnsi="Times New Roman" w:eastAsia="FangSong" w:cs="Times New Roman"/>
+          <w:rFonts w:hint="eastAsia" w:ascii="Times New Roman" w:hAnsi="Times New Roman" w:eastAsia="SimHei" w:cs="Times New Roman"/>
         </w:rPr>
         <w:t>本题包括</w:t>
       </w:r>
@@ -6128,7 +6087,7 @@
       </w:r>
       <w:r>
         <w:rPr>
-          <w:rFonts w:hint="eastAsia" w:ascii="Times New Roman" w:hAnsi="Times New Roman" w:eastAsia="FangSong" w:cs="Times New Roman"/>
+          <w:rFonts w:hint="eastAsia" w:ascii="Times New Roman" w:hAnsi="Times New Roman" w:eastAsia="SimHei" w:cs="Times New Roman"/>
         </w:rPr>
         <w:t>小题</w:t>
       </w:r>
@@ -6140,7 +6099,7 @@
       </w:r>
       <w:r>
         <w:rPr>
-          <w:rFonts w:hint="eastAsia" w:ascii="Times New Roman" w:hAnsi="Times New Roman" w:eastAsia="FangSong" w:cs="Times New Roman"/>
+          <w:rFonts w:hint="eastAsia" w:ascii="Times New Roman" w:hAnsi="Times New Roman" w:eastAsia="SimHei" w:cs="Times New Roman"/>
         </w:rPr>
         <w:t>每小题</w:t>
       </w:r>
@@ -6152,7 +6111,7 @@
       </w:r>
       <w:r>
         <w:rPr>
-          <w:rFonts w:hint="eastAsia" w:ascii="Times New Roman" w:hAnsi="Times New Roman" w:eastAsia="FangSong" w:cs="Times New Roman"/>
+          <w:rFonts w:hint="eastAsia" w:ascii="Times New Roman" w:hAnsi="Times New Roman" w:eastAsia="SimHei" w:cs="Times New Roman"/>
         </w:rPr>
         <w:t>分</w:t>
       </w:r>
@@ -6164,7 +6123,7 @@
       </w:r>
       <w:r>
         <w:rPr>
-          <w:rFonts w:hint="eastAsia" w:ascii="Times New Roman" w:hAnsi="Times New Roman" w:eastAsia="FangSong" w:cs="Times New Roman"/>
+          <w:rFonts w:hint="eastAsia" w:ascii="Times New Roman" w:hAnsi="Times New Roman" w:eastAsia="SimHei" w:cs="Times New Roman"/>
         </w:rPr>
         <w:t>共</w:t>
       </w:r>
@@ -6176,7 +6135,7 @@
       </w:r>
       <w:r>
         <w:rPr>
-          <w:rFonts w:hint="eastAsia" w:ascii="Times New Roman" w:hAnsi="Times New Roman" w:eastAsia="FangSong" w:cs="Times New Roman"/>
+          <w:rFonts w:hint="eastAsia" w:ascii="Times New Roman" w:hAnsi="Times New Roman" w:eastAsia="SimHei" w:cs="Times New Roman"/>
         </w:rPr>
         <w:t>分</w:t>
       </w:r>
@@ -6188,7 +6147,7 @@
       </w:r>
       <w:r>
         <w:rPr>
-          <w:rFonts w:hint="eastAsia" w:ascii="Times New Roman" w:hAnsi="Times New Roman" w:eastAsia="FangSong" w:cs="Times New Roman"/>
+          <w:rFonts w:hint="eastAsia" w:ascii="Times New Roman" w:hAnsi="Times New Roman" w:eastAsia="SimHei" w:cs="Times New Roman"/>
         </w:rPr>
         <w:t>每小题有</w:t>
       </w:r>
@@ -6200,7 +6159,7 @@
       </w:r>
       <w:r>
         <w:rPr>
-          <w:rFonts w:hint="eastAsia" w:ascii="Times New Roman" w:hAnsi="Times New Roman" w:eastAsia="FangSong" w:cs="Times New Roman"/>
+          <w:rFonts w:hint="eastAsia" w:ascii="Times New Roman" w:hAnsi="Times New Roman" w:eastAsia="SimHei" w:cs="Times New Roman"/>
         </w:rPr>
         <w:t>个选项符合题意</w:t>
       </w:r>
@@ -6212,7 +6171,7 @@
       </w:r>
       <w:r>
         <w:rPr>
-          <w:rFonts w:hint="eastAsia" w:ascii="Times New Roman" w:hAnsi="Times New Roman" w:eastAsia="FangSong" w:cs="Times New Roman"/>
+          <w:rFonts w:hint="eastAsia" w:ascii="Times New Roman" w:hAnsi="Times New Roman" w:eastAsia="SimHei" w:cs="Times New Roman"/>
         </w:rPr>
         <w:t>全部选对得</w:t>
       </w:r>
@@ -6224,7 +6183,7 @@
       </w:r>
       <w:r>
         <w:rPr>
-          <w:rFonts w:hint="eastAsia" w:ascii="Times New Roman" w:hAnsi="Times New Roman" w:eastAsia="FangSong" w:cs="Times New Roman"/>
+          <w:rFonts w:hint="eastAsia" w:ascii="Times New Roman" w:hAnsi="Times New Roman" w:eastAsia="SimHei" w:cs="Times New Roman"/>
         </w:rPr>
         <w:t>分</w:t>
       </w:r>
@@ -6236,7 +6195,7 @@
       </w:r>
       <w:r>
         <w:rPr>
-          <w:rFonts w:hint="eastAsia" w:ascii="Times New Roman" w:hAnsi="Times New Roman" w:eastAsia="FangSong" w:cs="Times New Roman"/>
+          <w:rFonts w:hint="eastAsia" w:ascii="Times New Roman" w:hAnsi="Times New Roman" w:eastAsia="SimHei" w:cs="Times New Roman"/>
         </w:rPr>
         <w:t>选对但没有选全得相应分</w:t>
       </w:r>
@@ -6248,7 +6207,7 @@
       </w:r>
       <w:r>
         <w:rPr>
-          <w:rFonts w:hint="eastAsia" w:ascii="Times New Roman" w:hAnsi="Times New Roman" w:eastAsia="FangSong" w:cs="Times New Roman"/>
+          <w:rFonts w:hint="eastAsia" w:ascii="Times New Roman" w:hAnsi="Times New Roman" w:eastAsia="SimHei" w:cs="Times New Roman"/>
         </w:rPr>
         <w:t>选错或多选将倒扣分</w:t>
       </w:r>
@@ -6259,8 +6218,8 @@
         <w:t>）</w:t>
       </w:r>
     </w:p>
-    <w:bookmarkEnd w:id="35"/>
-    <w:bookmarkStart w:id="39" w:name="第-13-题"/>
+    <w:bookmarkEnd w:id="36"/>
+    <w:bookmarkStart w:id="40" w:name="第-13-题"/>
     <w:p>
       <w:pPr>
         <w:pStyle w:val="Heading2"/>
@@ -6466,18 +6425,18 @@
           <wp:inline>
             <wp:extent cx="3240000" cy="4584609"/>
             <wp:effectExtent b="0" l="0" r="0" t="0"/>
-            <wp:docPr descr="" title="" id="37" name="Picture"/>
+            <wp:docPr descr="" title="" id="38" name="Picture"/>
             <a:graphic>
               <a:graphicData uri="http://schemas.openxmlformats.org/drawingml/2006/picture">
                 <pic:pic>
                   <pic:nvPicPr>
-                    <pic:cNvPr descr="06-外部资料导入/真题/省预赛/images/2023-浙江预赛_p10.png" id="38" name="Picture"/>
+                    <pic:cNvPr descr="06-外部资料导入/真题/省预赛/images/2023-浙江预赛_p10.png" id="39" name="Picture"/>
                     <pic:cNvPicPr>
                       <a:picLocks noChangeArrowheads="1" noChangeAspect="1"/>
                     </pic:cNvPicPr>
                   </pic:nvPicPr>
                   <pic:blipFill>
-                    <a:blip r:embed="rId36"/>
+                    <a:blip r:embed="rId37"/>
                     <a:stretch>
                       <a:fillRect/>
                     </a:stretch>
@@ -6605,8 +6564,8 @@
         <w:t xml:space="preserve">该物质能使溴水因发生加成反应和取代反应而褪色</w:t>
       </w:r>
     </w:p>
-    <w:bookmarkEnd w:id="39"/>
-    <w:bookmarkStart w:id="43" w:name="第-14-题"/>
+    <w:bookmarkEnd w:id="40"/>
+    <w:bookmarkStart w:id="44" w:name="第-14-题"/>
     <w:p>
       <w:pPr>
         <w:pStyle w:val="Heading2"/>
@@ -6806,18 +6765,18 @@
           <wp:inline>
             <wp:extent cx="3240000" cy="4584609"/>
             <wp:effectExtent b="0" l="0" r="0" t="0"/>
-            <wp:docPr descr="" title="" id="41" name="Picture"/>
+            <wp:docPr descr="" title="" id="42" name="Picture"/>
             <a:graphic>
               <a:graphicData uri="http://schemas.openxmlformats.org/drawingml/2006/picture">
                 <pic:pic>
                   <pic:nvPicPr>
-                    <pic:cNvPr descr="06-外部资料导入/真题/省预赛/images/2021-浙江预赛_p11.png" id="42" name="Picture"/>
+                    <pic:cNvPr descr="06-外部资料导入/真题/省预赛/images/2021-浙江预赛_p11.png" id="43" name="Picture"/>
                     <pic:cNvPicPr>
                       <a:picLocks noChangeArrowheads="1" noChangeAspect="1"/>
                     </pic:cNvPicPr>
                   </pic:nvPicPr>
                   <pic:blipFill>
-                    <a:blip r:embed="rId40"/>
+                    <a:blip r:embed="rId41"/>
                     <a:stretch>
                       <a:fillRect/>
                     </a:stretch>
@@ -6844,8 +6803,8 @@
         </w:drawing>
       </w:r>
     </w:p>
-    <w:bookmarkEnd w:id="43"/>
-    <w:bookmarkStart w:id="47" w:name="第-15-题"/>
+    <w:bookmarkEnd w:id="44"/>
+    <w:bookmarkStart w:id="48" w:name="第-15-题"/>
     <w:p>
       <w:pPr>
         <w:pStyle w:val="Heading2"/>
@@ -7108,18 +7067,18 @@
           <wp:inline>
             <wp:extent cx="3240000" cy="4584609"/>
             <wp:effectExtent b="0" l="0" r="0" t="0"/>
-            <wp:docPr descr="" title="" id="45" name="Picture"/>
+            <wp:docPr descr="" title="" id="46" name="Picture"/>
             <a:graphic>
               <a:graphicData uri="http://schemas.openxmlformats.org/drawingml/2006/picture">
                 <pic:pic>
                   <pic:nvPicPr>
-                    <pic:cNvPr descr="06-外部资料导入/真题/省预赛/images/2023-浙江预赛_p09.png" id="46" name="Picture"/>
+                    <pic:cNvPr descr="06-外部资料导入/真题/省预赛/images/2023-浙江预赛_p09.png" id="47" name="Picture"/>
                     <pic:cNvPicPr>
                       <a:picLocks noChangeArrowheads="1" noChangeAspect="1"/>
                     </pic:cNvPicPr>
                   </pic:nvPicPr>
                   <pic:blipFill>
-                    <a:blip r:embed="rId44"/>
+                    <a:blip r:embed="rId45"/>
                     <a:stretch>
                       <a:fillRect/>
                     </a:stretch>
@@ -7146,8 +7105,8 @@
         </w:drawing>
       </w:r>
     </w:p>
-    <w:bookmarkEnd w:id="47"/>
-    <w:bookmarkStart w:id="51" w:name="第-16-题"/>
+    <w:bookmarkEnd w:id="48"/>
+    <w:bookmarkStart w:id="52" w:name="第-16-题"/>
     <w:p>
       <w:pPr>
         <w:pStyle w:val="Heading2"/>
@@ -7359,18 +7318,18 @@
           <wp:inline>
             <wp:extent cx="3240000" cy="4584609"/>
             <wp:effectExtent b="0" l="0" r="0" t="0"/>
-            <wp:docPr descr="" title="" id="49" name="Picture"/>
+            <wp:docPr descr="" title="" id="50" name="Picture"/>
             <a:graphic>
               <a:graphicData uri="http://schemas.openxmlformats.org/drawingml/2006/picture">
                 <pic:pic>
                   <pic:nvPicPr>
-                    <pic:cNvPr descr="06-外部资料导入/真题/省预赛/images/2023-浙江预赛_p11.png" id="50" name="Picture"/>
+                    <pic:cNvPr descr="06-外部资料导入/真题/省预赛/images/2023-浙江预赛_p11.png" id="51" name="Picture"/>
                     <pic:cNvPicPr>
                       <a:picLocks noChangeArrowheads="1" noChangeAspect="1"/>
                     </pic:cNvPicPr>
                   </pic:nvPicPr>
                   <pic:blipFill>
-                    <a:blip r:embed="rId48"/>
+                    <a:blip r:embed="rId49"/>
                     <a:stretch>
                       <a:fillRect/>
                     </a:stretch>
@@ -7643,8 +7602,8 @@
         <w:t xml:space="preserve">型</w:t>
       </w:r>
     </w:p>
-    <w:bookmarkEnd w:id="51"/>
-    <w:bookmarkStart w:id="55" w:name="第-17-题"/>
+    <w:bookmarkEnd w:id="52"/>
+    <w:bookmarkStart w:id="56" w:name="第-17-题"/>
     <w:p>
       <w:pPr>
         <w:pStyle w:val="Heading2"/>
@@ -7862,18 +7821,18 @@
           <wp:inline>
             <wp:extent cx="3240000" cy="4584609"/>
             <wp:effectExtent b="0" l="0" r="0" t="0"/>
-            <wp:docPr descr="" title="" id="53" name="Picture"/>
+            <wp:docPr descr="" title="" id="54" name="Picture"/>
             <a:graphic>
               <a:graphicData uri="http://schemas.openxmlformats.org/drawingml/2006/picture">
                 <pic:pic>
                   <pic:nvPicPr>
-                    <pic:cNvPr descr="06-外部资料导入/真题/省预赛/images/2022-浙江预赛_p15.png" id="54" name="Picture"/>
+                    <pic:cNvPr descr="06-外部资料导入/真题/省预赛/images/2022-浙江预赛_p15.png" id="55" name="Picture"/>
                     <pic:cNvPicPr>
                       <a:picLocks noChangeArrowheads="1" noChangeAspect="1"/>
                     </pic:cNvPicPr>
                   </pic:nvPicPr>
                   <pic:blipFill>
-                    <a:blip r:embed="rId52"/>
+                    <a:blip r:embed="rId53"/>
                     <a:stretch>
                       <a:fillRect/>
                     </a:stretch>
@@ -7900,8 +7859,8 @@
         </w:drawing>
       </w:r>
     </w:p>
-    <w:bookmarkEnd w:id="55"/>
-    <w:bookmarkStart w:id="59" w:name="第-18-题"/>
+    <w:bookmarkEnd w:id="56"/>
+    <w:bookmarkStart w:id="60" w:name="第-18-题"/>
     <w:p>
       <w:pPr>
         <w:pStyle w:val="Heading2"/>
@@ -8191,18 +8150,18 @@
           <wp:inline>
             <wp:extent cx="3240000" cy="4584609"/>
             <wp:effectExtent b="0" l="0" r="0" t="0"/>
-            <wp:docPr descr="" title="" id="57" name="Picture"/>
+            <wp:docPr descr="" title="" id="58" name="Picture"/>
             <a:graphic>
               <a:graphicData uri="http://schemas.openxmlformats.org/drawingml/2006/picture">
                 <pic:pic>
                   <pic:nvPicPr>
-                    <pic:cNvPr descr="06-外部资料导入/真题/省预赛/images/2021-浙江预赛_p16.png" id="58" name="Picture"/>
+                    <pic:cNvPr descr="06-外部资料导入/真题/省预赛/images/2021-浙江预赛_p16.png" id="59" name="Picture"/>
                     <pic:cNvPicPr>
                       <a:picLocks noChangeArrowheads="1" noChangeAspect="1"/>
                     </pic:cNvPicPr>
                   </pic:nvPicPr>
                   <pic:blipFill>
-                    <a:blip r:embed="rId56"/>
+                    <a:blip r:embed="rId57"/>
                     <a:stretch>
                       <a:fillRect/>
                     </a:stretch>
@@ -8362,8 +8321,8 @@
         <w:t xml:space="preserve">化学性质有差异</w:t>
       </w:r>
     </w:p>
-    <w:bookmarkEnd w:id="59"/>
-    <w:bookmarkStart w:id="63" w:name="第-19-题"/>
+    <w:bookmarkEnd w:id="60"/>
+    <w:bookmarkStart w:id="64" w:name="第-19-题"/>
     <w:p>
       <w:pPr>
         <w:pStyle w:val="Heading2"/>
@@ -8575,18 +8534,18 @@
           <wp:inline>
             <wp:extent cx="3240000" cy="4584609"/>
             <wp:effectExtent b="0" l="0" r="0" t="0"/>
-            <wp:docPr descr="" title="" id="61" name="Picture"/>
+            <wp:docPr descr="" title="" id="62" name="Picture"/>
             <a:graphic>
               <a:graphicData uri="http://schemas.openxmlformats.org/drawingml/2006/picture">
                 <pic:pic>
                   <pic:nvPicPr>
-                    <pic:cNvPr descr="06-外部资料导入/真题/省预赛/images/2021-浙江预赛_p10.png" id="62" name="Picture"/>
+                    <pic:cNvPr descr="06-外部资料导入/真题/省预赛/images/2021-浙江预赛_p10.png" id="63" name="Picture"/>
                     <pic:cNvPicPr>
                       <a:picLocks noChangeArrowheads="1" noChangeAspect="1"/>
                     </pic:cNvPicPr>
                   </pic:nvPicPr>
                   <pic:blipFill>
-                    <a:blip r:embed="rId60"/>
+                    <a:blip r:embed="rId61"/>
                     <a:stretch>
                       <a:fillRect/>
                     </a:stretch>
@@ -8613,8 +8572,8 @@
         </w:drawing>
       </w:r>
     </w:p>
-    <w:bookmarkEnd w:id="63"/>
-    <w:bookmarkStart w:id="67" w:name="第-20-题"/>
+    <w:bookmarkEnd w:id="64"/>
+    <w:bookmarkStart w:id="68" w:name="第-20-题"/>
     <w:p>
       <w:pPr>
         <w:pStyle w:val="Heading2"/>
@@ -8850,18 +8809,18 @@
           <wp:inline>
             <wp:extent cx="3240000" cy="4584609"/>
             <wp:effectExtent b="0" l="0" r="0" t="0"/>
-            <wp:docPr descr="" title="" id="65" name="Picture"/>
+            <wp:docPr descr="" title="" id="66" name="Picture"/>
             <a:graphic>
               <a:graphicData uri="http://schemas.openxmlformats.org/drawingml/2006/picture">
                 <pic:pic>
                   <pic:nvPicPr>
-                    <pic:cNvPr descr="06-外部资料导入/真题/省预赛/images/2022-浙江预赛_p14.png" id="66" name="Picture"/>
+                    <pic:cNvPr descr="06-外部资料导入/真题/省预赛/images/2022-浙江预赛_p14.png" id="67" name="Picture"/>
                     <pic:cNvPicPr>
                       <a:picLocks noChangeArrowheads="1" noChangeAspect="1"/>
                     </pic:cNvPicPr>
                   </pic:nvPicPr>
                   <pic:blipFill>
-                    <a:blip r:embed="rId64"/>
+                    <a:blip r:embed="rId65"/>
                     <a:stretch>
                       <a:fillRect/>
                     </a:stretch>
@@ -8984,8 +8943,8 @@
         <w:t xml:space="preserve">与硼氢化钠作用</w:t>
       </w:r>
     </w:p>
-    <w:bookmarkEnd w:id="67"/>
-    <w:bookmarkStart w:id="71" w:name="第-21-题"/>
+    <w:bookmarkEnd w:id="68"/>
+    <w:bookmarkStart w:id="72" w:name="第-21-题"/>
     <w:p>
       <w:pPr>
         <w:pStyle w:val="Heading2"/>
@@ -9209,18 +9168,18 @@
           <wp:inline>
             <wp:extent cx="3240000" cy="4584609"/>
             <wp:effectExtent b="0" l="0" r="0" t="0"/>
-            <wp:docPr descr="" title="" id="69" name="Picture"/>
+            <wp:docPr descr="" title="" id="70" name="Picture"/>
             <a:graphic>
               <a:graphicData uri="http://schemas.openxmlformats.org/drawingml/2006/picture">
                 <pic:pic>
                   <pic:nvPicPr>
-                    <pic:cNvPr descr="06-外部资料导入/真题/省预赛/images/2023-浙江预赛_p12.png" id="70" name="Picture"/>
+                    <pic:cNvPr descr="06-外部资料导入/真题/省预赛/images/2023-浙江预赛_p12.png" id="71" name="Picture"/>
                     <pic:cNvPicPr>
                       <a:picLocks noChangeArrowheads="1" noChangeAspect="1"/>
                     </pic:cNvPicPr>
                   </pic:nvPicPr>
                   <pic:blipFill>
-                    <a:blip r:embed="rId68"/>
+                    <a:blip r:embed="rId69"/>
                     <a:stretch>
                       <a:fillRect/>
                     </a:stretch>
@@ -9262,8 +9221,8 @@
         <w:t xml:space="preserve">A. 4321　　B. 4213　　C. 2431　　D. 1324　　E. 2341</w:t>
       </w:r>
     </w:p>
-    <w:bookmarkEnd w:id="71"/>
-    <w:bookmarkStart w:id="75" w:name="第-22-题"/>
+    <w:bookmarkEnd w:id="72"/>
+    <w:bookmarkStart w:id="76" w:name="第-22-题"/>
     <w:p>
       <w:pPr>
         <w:pStyle w:val="Heading2"/>
@@ -9469,18 +9428,18 @@
           <wp:inline>
             <wp:extent cx="3240000" cy="4584609"/>
             <wp:effectExtent b="0" l="0" r="0" t="0"/>
-            <wp:docPr descr="" title="" id="73" name="Picture"/>
+            <wp:docPr descr="" title="" id="74" name="Picture"/>
             <a:graphic>
               <a:graphicData uri="http://schemas.openxmlformats.org/drawingml/2006/picture">
                 <pic:pic>
                   <pic:nvPicPr>
-                    <pic:cNvPr descr="06-外部资料导入/真题/省预赛/images/2023-浙江预赛_p17.png" id="74" name="Picture"/>
+                    <pic:cNvPr descr="06-外部资料导入/真题/省预赛/images/2023-浙江预赛_p17.png" id="75" name="Picture"/>
                     <pic:cNvPicPr>
                       <a:picLocks noChangeArrowheads="1" noChangeAspect="1"/>
                     </pic:cNvPicPr>
                   </pic:nvPicPr>
                   <pic:blipFill>
-                    <a:blip r:embed="rId72"/>
+                    <a:blip r:embed="rId73"/>
                     <a:stretch>
                       <a:fillRect/>
                     </a:stretch>
@@ -9633,8 +9592,8 @@
         <w:t xml:space="preserve">两个化合物中前者较后者易发生消除反应</w:t>
       </w:r>
     </w:p>
-    <w:bookmarkEnd w:id="75"/>
-    <w:bookmarkStart w:id="76" w:name="第-23-题"/>
+    <w:bookmarkEnd w:id="76"/>
+    <w:bookmarkStart w:id="77" w:name="第-23-题"/>
     <w:p>
       <w:pPr>
         <w:pStyle w:val="Heading2"/>
@@ -10195,8 +10154,8 @@
         <w:t>COOH</w:t>
       </w:r>
     </w:p>
-    <w:bookmarkEnd w:id="76"/>
-    <w:bookmarkStart w:id="77" w:name="元素与分析"/>
+    <w:bookmarkEnd w:id="77"/>
+    <w:bookmarkStart w:id="78" w:name="元素与分析"/>
     <w:p>
       <w:pPr>
         <w:pStyle w:val="Heading2"/>
@@ -10209,8 +10168,8 @@
         <w:t xml:space="preserve">元素与分析</w:t>
       </w:r>
     </w:p>
-    <w:bookmarkEnd w:id="77"/>
-    <w:bookmarkStart w:id="81" w:name="第-24-题"/>
+    <w:bookmarkEnd w:id="78"/>
+    <w:bookmarkStart w:id="82" w:name="第-24-题"/>
     <w:p>
       <w:pPr>
         <w:pStyle w:val="Heading2"/>
@@ -10482,18 +10441,18 @@
           <wp:inline>
             <wp:extent cx="3240000" cy="4584609"/>
             <wp:effectExtent b="0" l="0" r="0" t="0"/>
-            <wp:docPr descr="" title="" id="79" name="Picture"/>
+            <wp:docPr descr="" title="" id="80" name="Picture"/>
             <a:graphic>
               <a:graphicData uri="http://schemas.openxmlformats.org/drawingml/2006/picture">
                 <pic:pic>
                   <pic:nvPicPr>
-                    <pic:cNvPr descr="06-外部资料导入/真题/省预赛/images/2022-浙江预赛_p04.png" id="80" name="Picture"/>
+                    <pic:cNvPr descr="06-外部资料导入/真题/省预赛/images/2022-浙江预赛_p04.png" id="81" name="Picture"/>
                     <pic:cNvPicPr>
                       <a:picLocks noChangeArrowheads="1" noChangeAspect="1"/>
                     </pic:cNvPicPr>
                   </pic:nvPicPr>
                   <pic:blipFill>
-                    <a:blip r:embed="rId78"/>
+                    <a:blip r:embed="rId79"/>
                     <a:stretch>
                       <a:fillRect/>
                     </a:stretch>
@@ -10647,8 +10606,8 @@
         <w:t>8</w:t>
       </w:r>
     </w:p>
-    <w:bookmarkEnd w:id="81"/>
-    <w:bookmarkStart w:id="82" w:name="第-25-题"/>
+    <w:bookmarkEnd w:id="82"/>
+    <w:bookmarkStart w:id="83" w:name="第-25-题"/>
     <w:p>
       <w:pPr>
         <w:pStyle w:val="Heading2"/>
@@ -11417,8 +11376,8 @@
         <w:t>。</w:t>
       </w:r>
     </w:p>
-    <w:bookmarkEnd w:id="82"/>
     <w:bookmarkEnd w:id="83"/>
+    <w:bookmarkEnd w:id="84"/>
     <w:sectPr>
       <w:footerReference w:type="default" r:id="rId9"/>
       <w:footnotePr>
@@ -12381,7 +12340,7 @@
     <ns0:name ns0:val="Verbatim Char"/>
     <ns0:basedOn ns0:val="BodyTextChar"/>
     <ns0:rPr>
-      <ns0:rFonts ns0:ascii="Times New Roman" ns0:cs="Times New Roman" ns0:eastAsia="FangSong" ns0:hAnsi="Times New Roman"/>
+      <ns0:rFonts ns0:ascii="SimSun" ns0:cs="SimSun" ns0:eastAsia="SimSun" ns0:hAnsi="SimSun"/>
       <ns0:b ns0:val="0"/>
       <ns0:sz ns0:val="20"/>
     </ns0:rPr>
@@ -12435,7 +12394,7 @@
       <w:wordWrap w:val="off"/>
     </w:pPr>
     <ns0:rPr>
-      <w:rFonts ns0:ascii="Times New Roman" ns0:hAnsi="Times New Roman" ns0:eastAsia="FangSong" ns0:cs="Times New Roman"/>
+      <w:rFonts ns0:ascii="SimSun" ns0:hAnsi="SimSun" ns0:eastAsia="SimSun" ns0:cs="SimSun"/>
     </ns0:rPr>
   </w:style>
   <w:style w:type="character" w:customStyle="1" w:styleId="KeywordTok">

--- a/00-首页/题组Word/预赛基础卷/预赛基础卷II-学生版.docx
+++ b/00-首页/题组Word/预赛基础卷/预赛基础卷II-学生版.docx
@@ -178,6 +178,8 @@
     <w:p>
       <w:pPr>
         <w:pStyle w:val="BodyText"/>
+        <w:ind w:left="480" w:hanging="480"/>
+        <w:spacing w:after="0"/>
       </w:pPr>
       <w:r>
         <w:rPr>
@@ -271,7 +273,20 @@
         <w:rPr>
           <w:rFonts w:ascii="Times New Roman" w:hAnsi="Times New Roman" w:eastAsia="Times New Roman" w:cs="Times New Roman"/>
         </w:rPr>
-        <w:t>- A. 2 KMnO</w:t>
+        <w:t>- </w:t>
+      </w:r>
+    </w:p>
+    <w:p>
+      <w:pPr>
+        <w:pStyle w:val="BodyText"/>
+        <w:ind w:left="480" w:hanging="480"/>
+        <w:spacing w:before="0" w:after="0"/>
+      </w:pPr>
+      <w:r>
+        <w:rPr>
+          <w:rFonts w:ascii="Times New Roman" w:hAnsi="Times New Roman" w:eastAsia="Times New Roman" w:cs="Times New Roman"/>
+        </w:rPr>
+        <w:t>A. 2 KMnO</w:t>
       </w:r>
       <w:r>
         <w:rPr>
@@ -387,7 +402,20 @@
         <w:rPr>
           <w:rFonts w:ascii="Times New Roman" w:hAnsi="Times New Roman" w:eastAsia="Times New Roman" w:cs="Times New Roman"/>
         </w:rPr>
-        <w:t>- B. 2 KMnO</w:t>
+        <w:t>- </w:t>
+      </w:r>
+    </w:p>
+    <w:p>
+      <w:pPr>
+        <w:pStyle w:val="BodyText"/>
+        <w:ind w:left="480" w:hanging="480"/>
+        <w:spacing w:before="0" w:after="0"/>
+      </w:pPr>
+      <w:r>
+        <w:rPr>
+          <w:rFonts w:ascii="Times New Roman" w:hAnsi="Times New Roman" w:eastAsia="Times New Roman" w:cs="Times New Roman"/>
+        </w:rPr>
+        <w:t>B. 2 KMnO</w:t>
       </w:r>
       <w:r>
         <w:rPr>
@@ -503,7 +531,20 @@
         <w:rPr>
           <w:rFonts w:ascii="Times New Roman" w:hAnsi="Times New Roman" w:eastAsia="Times New Roman" w:cs="Times New Roman"/>
         </w:rPr>
-        <w:t>- C. 2 KMnO</w:t>
+        <w:t>- </w:t>
+      </w:r>
+    </w:p>
+    <w:p>
+      <w:pPr>
+        <w:pStyle w:val="BodyText"/>
+        <w:ind w:left="480" w:hanging="480"/>
+        <w:spacing w:before="0" w:after="0"/>
+      </w:pPr>
+      <w:r>
+        <w:rPr>
+          <w:rFonts w:ascii="Times New Roman" w:hAnsi="Times New Roman" w:eastAsia="Times New Roman" w:cs="Times New Roman"/>
+        </w:rPr>
+        <w:t>C. 2 KMnO</w:t>
       </w:r>
       <w:r>
         <w:rPr>
@@ -619,7 +660,20 @@
         <w:rPr>
           <w:rFonts w:ascii="Times New Roman" w:hAnsi="Times New Roman" w:eastAsia="Times New Roman" w:cs="Times New Roman"/>
         </w:rPr>
-        <w:t>- D. 2 KMnO</w:t>
+        <w:t>- </w:t>
+      </w:r>
+    </w:p>
+    <w:p>
+      <w:pPr>
+        <w:pStyle w:val="BodyText"/>
+        <w:ind w:left="480" w:hanging="480"/>
+        <w:spacing w:before="0" w:after="180"/>
+      </w:pPr>
+      <w:r>
+        <w:rPr>
+          <w:rFonts w:ascii="Times New Roman" w:hAnsi="Times New Roman" w:eastAsia="Times New Roman" w:cs="Times New Roman"/>
+        </w:rPr>
+        <w:t>D. 2 KMnO</w:t>
       </w:r>
       <w:r>
         <w:rPr>
@@ -725,6 +779,16 @@
         </w:rPr>
         <w:t>O</w:t>
       </w:r>
+    </w:p>
+    <w:p>
+      <w:pPr>
+        <w:spacing w:before="0" w:after="0"/>
+      </w:pPr>
+    </w:p>
+    <w:p>
+      <w:pPr>
+        <w:spacing w:before="0" w:after="0"/>
+      </w:pPr>
     </w:p>
     <w:bookmarkEnd w:id="10"/>
     <w:bookmarkStart w:id="11" w:name="第-2-题"/>
@@ -869,6 +933,8 @@
     <w:p>
       <w:pPr>
         <w:pStyle w:val="BodyText"/>
+        <w:ind w:left="480" w:hanging="480"/>
+        <w:spacing w:after="0"/>
       </w:pPr>
       <w:r>
         <w:rPr>
@@ -898,7 +964,33 @@
         <w:rPr>
           <w:rFonts w:ascii="Times New Roman" w:hAnsi="Times New Roman" w:eastAsia="Times New Roman" w:cs="Times New Roman"/>
         </w:rPr>
-        <w:t>- A. AgCl　　B. Ag</w:t>
+        <w:t>- </w:t>
+      </w:r>
+    </w:p>
+    <w:p>
+      <w:pPr>
+        <w:pStyle w:val="BodyText"/>
+        <w:ind w:left="480" w:hanging="480"/>
+        <w:spacing w:before="0" w:after="0"/>
+      </w:pPr>
+      <w:r>
+        <w:rPr>
+          <w:rFonts w:ascii="Times New Roman" w:hAnsi="Times New Roman" w:eastAsia="Times New Roman" w:cs="Times New Roman"/>
+        </w:rPr>
+        <w:t>A. AgCl　　</w:t>
+      </w:r>
+    </w:p>
+    <w:p>
+      <w:pPr>
+        <w:pStyle w:val="BodyText"/>
+        <w:ind w:left="480" w:hanging="480"/>
+        <w:spacing w:before="0" w:after="0"/>
+      </w:pPr>
+      <w:r>
+        <w:rPr>
+          <w:rFonts w:ascii="Times New Roman" w:hAnsi="Times New Roman" w:eastAsia="Times New Roman" w:cs="Times New Roman"/>
+        </w:rPr>
+        <w:t>B. Ag</w:t>
       </w:r>
       <w:r>
         <w:rPr>
@@ -924,7 +1016,20 @@
         <w:rPr>
           <w:rFonts w:ascii="Times New Roman" w:hAnsi="Times New Roman" w:eastAsia="Times New Roman" w:cs="Times New Roman"/>
         </w:rPr>
-        <w:t xml:space="preserve">　　C. HgCl</w:t>
+        <w:t xml:space="preserve">　　</w:t>
+      </w:r>
+    </w:p>
+    <w:p>
+      <w:pPr>
+        <w:pStyle w:val="BodyText"/>
+        <w:ind w:left="480" w:hanging="480"/>
+        <w:spacing w:before="0" w:after="0"/>
+      </w:pPr>
+      <w:r>
+        <w:rPr>
+          <w:rFonts w:ascii="Times New Roman" w:hAnsi="Times New Roman" w:eastAsia="Times New Roman" w:cs="Times New Roman"/>
+        </w:rPr>
+        <w:t xml:space="preserve">C. HgCl</w:t>
       </w:r>
       <w:r>
         <w:rPr>
@@ -937,8 +1042,31 @@
         <w:rPr>
           <w:rFonts w:ascii="Times New Roman" w:hAnsi="Times New Roman" w:eastAsia="Times New Roman" w:cs="Times New Roman"/>
         </w:rPr>
-        <w:t xml:space="preserve">　　D. CuS</w:t>
-      </w:r>
+        <w:t xml:space="preserve">　　</w:t>
+      </w:r>
+    </w:p>
+    <w:p>
+      <w:pPr>
+        <w:pStyle w:val="BodyText"/>
+        <w:ind w:left="480" w:hanging="480"/>
+        <w:spacing w:before="0" w:after="180"/>
+      </w:pPr>
+      <w:r>
+        <w:rPr>
+          <w:rFonts w:ascii="Times New Roman" w:hAnsi="Times New Roman" w:eastAsia="Times New Roman" w:cs="Times New Roman"/>
+        </w:rPr>
+        <w:t xml:space="preserve">D. CuS</w:t>
+      </w:r>
+    </w:p>
+    <w:p>
+      <w:pPr>
+        <w:spacing w:before="0" w:after="0"/>
+      </w:pPr>
+    </w:p>
+    <w:p>
+      <w:pPr>
+        <w:spacing w:before="0" w:after="0"/>
+      </w:pPr>
     </w:p>
     <w:bookmarkEnd w:id="11"/>
     <w:bookmarkStart w:id="15" w:name="第-3-题"/>
@@ -1317,7 +1445,7 @@
         </w:rPr>
         <w:drawing>
           <wp:inline>
-            <wp:extent cx="3240000" cy="4584609"/>
+            <wp:extent cx="3111303" cy="4584609"/>
             <wp:effectExtent b="0" l="0" r="0" t="0"/>
             <wp:docPr descr="" title="" id="13" name="Picture"/>
             <a:graphic>
@@ -1338,7 +1466,7 @@
                   <pic:spPr bwMode="auto">
                     <a:xfrm>
                       <a:off x="0" y="0"/>
-                      <a:ext cx="3240000" cy="4584609"/>
+                      <a:ext cx="3111303" cy="4584609"/>
                     </a:xfrm>
                     <a:prstGeom prst="rect">
                       <a:avLst/>
@@ -1360,10 +1488,6 @@
     <w:p>
       <w:pPr>
         <w:pStyle w:val="Compact"/>
-        <w:numPr>
-          <w:ilvl w:val="0"/>
-          <w:numId w:val="1001"/>
-        </w:numPr>
       </w:pPr>
       <w:r>
         <w:rPr>
@@ -1454,10 +1578,6 @@
     <w:p>
       <w:pPr>
         <w:pStyle w:val="Compact"/>
-        <w:numPr>
-          <w:ilvl w:val="0"/>
-          <w:numId w:val="1001"/>
-        </w:numPr>
       </w:pPr>
       <w:r>
         <w:rPr>
@@ -1511,10 +1631,6 @@
     <w:p>
       <w:pPr>
         <w:pStyle w:val="Compact"/>
-        <w:numPr>
-          <w:ilvl w:val="0"/>
-          <w:numId w:val="1001"/>
-        </w:numPr>
       </w:pPr>
       <w:r>
         <w:rPr>
@@ -1544,10 +1660,6 @@
     <w:p>
       <w:pPr>
         <w:pStyle w:val="Compact"/>
-        <w:numPr>
-          <w:ilvl w:val="0"/>
-          <w:numId w:val="1001"/>
-        </w:numPr>
       </w:pPr>
       <w:r>
         <w:rPr>
@@ -1609,6 +1721,16 @@
         </w:rPr>
         <w:t xml:space="preserve"> K = 4000</w:t>
       </w:r>
+    </w:p>
+    <w:p>
+      <w:pPr>
+        <w:spacing w:before="0" w:after="0"/>
+      </w:pPr>
+    </w:p>
+    <w:p>
+      <w:pPr>
+        <w:spacing w:before="0" w:after="0"/>
+      </w:pPr>
     </w:p>
     <w:bookmarkEnd w:id="15"/>
     <w:bookmarkStart w:id="16" w:name="第-4-题"/>
@@ -1973,6 +2095,8 @@
       <w:pPr>
         <w:pStyle w:val="BodyText"/>
         <w:spacing w:before="120"/>
+        <w:ind w:left="480" w:hanging="480"/>
+        <w:spacing w:after="0"/>
       </w:pPr>
       <w:r>
         <w:rPr>
@@ -2020,7 +2144,21 @@
         <w:rPr>
           <w:rFonts w:ascii="Times New Roman" w:hAnsi="Times New Roman" w:eastAsia="Times New Roman" w:cs="Times New Roman"/>
         </w:rPr>
-        <w:t xml:space="preserve">- A. </w:t>
+        <w:t xml:space="preserve">- </w:t>
+      </w:r>
+    </w:p>
+    <w:p>
+      <w:pPr>
+        <w:pStyle w:val="BodyText"/>
+        <w:spacing w:before="120"/>
+        <w:ind w:left="480" w:hanging="480"/>
+        <w:spacing w:before="0" w:after="0"/>
+      </w:pPr>
+      <w:r>
+        <w:rPr>
+          <w:rFonts w:ascii="Times New Roman" w:hAnsi="Times New Roman" w:eastAsia="Times New Roman" w:cs="Times New Roman"/>
+        </w:rPr>
+        <w:t xml:space="preserve">A. </w:t>
       </w:r>
       <w:r>
         <w:rPr>
@@ -2056,7 +2194,21 @@
         <w:rPr>
           <w:rFonts w:ascii="Times New Roman" w:hAnsi="Times New Roman" w:eastAsia="Times New Roman" w:cs="Times New Roman"/>
         </w:rPr>
-        <w:t xml:space="preserve">- B. </w:t>
+        <w:t xml:space="preserve">- </w:t>
+      </w:r>
+    </w:p>
+    <w:p>
+      <w:pPr>
+        <w:pStyle w:val="BodyText"/>
+        <w:spacing w:before="120"/>
+        <w:ind w:left="480" w:hanging="480"/>
+        <w:spacing w:before="0" w:after="0"/>
+      </w:pPr>
+      <w:r>
+        <w:rPr>
+          <w:rFonts w:ascii="Times New Roman" w:hAnsi="Times New Roman" w:eastAsia="Times New Roman" w:cs="Times New Roman"/>
+        </w:rPr>
+        <w:t xml:space="preserve">B. </w:t>
       </w:r>
       <w:r>
         <w:rPr>
@@ -2092,7 +2244,21 @@
         <w:rPr>
           <w:rFonts w:ascii="Times New Roman" w:hAnsi="Times New Roman" w:eastAsia="Times New Roman" w:cs="Times New Roman"/>
         </w:rPr>
-        <w:t xml:space="preserve">- C. </w:t>
+        <w:t xml:space="preserve">- </w:t>
+      </w:r>
+    </w:p>
+    <w:p>
+      <w:pPr>
+        <w:pStyle w:val="BodyText"/>
+        <w:spacing w:before="120"/>
+        <w:ind w:left="480" w:hanging="480"/>
+        <w:spacing w:before="0" w:after="0"/>
+      </w:pPr>
+      <w:r>
+        <w:rPr>
+          <w:rFonts w:ascii="Times New Roman" w:hAnsi="Times New Roman" w:eastAsia="Times New Roman" w:cs="Times New Roman"/>
+        </w:rPr>
+        <w:t xml:space="preserve">C. </w:t>
       </w:r>
       <w:r>
         <w:rPr>
@@ -2146,7 +2312,21 @@
         <w:rPr>
           <w:rFonts w:ascii="Times New Roman" w:hAnsi="Times New Roman" w:eastAsia="Times New Roman" w:cs="Times New Roman"/>
         </w:rPr>
-        <w:t xml:space="preserve">- D. </w:t>
+        <w:t xml:space="preserve">- </w:t>
+      </w:r>
+    </w:p>
+    <w:p>
+      <w:pPr>
+        <w:pStyle w:val="BodyText"/>
+        <w:spacing w:before="120"/>
+        <w:ind w:left="480" w:hanging="480"/>
+        <w:spacing w:before="0" w:after="180"/>
+      </w:pPr>
+      <w:r>
+        <w:rPr>
+          <w:rFonts w:ascii="Times New Roman" w:hAnsi="Times New Roman" w:eastAsia="Times New Roman" w:cs="Times New Roman"/>
+        </w:rPr>
+        <w:t xml:space="preserve">D. </w:t>
       </w:r>
       <w:r>
         <w:rPr>
@@ -2166,6 +2346,16 @@
         </w:rPr>
         <w:t>则其半衰期随反应的进行逐渐变短</w:t>
       </w:r>
+    </w:p>
+    <w:p>
+      <w:pPr>
+        <w:spacing w:before="0" w:after="0"/>
+      </w:pPr>
+    </w:p>
+    <w:p>
+      <w:pPr>
+        <w:spacing w:before="0" w:after="0"/>
+      </w:pPr>
     </w:p>
     <w:bookmarkEnd w:id="16"/>
     <w:bookmarkStart w:id="17" w:name="第-5-题"/>
@@ -2310,6 +2500,8 @@
     <w:p>
       <w:pPr>
         <w:pStyle w:val="BodyText"/>
+        <w:ind w:left="480" w:hanging="480"/>
+        <w:spacing w:after="0"/>
       </w:pPr>
       <w:r>
         <w:rPr>
@@ -2540,7 +2732,20 @@
         <w:rPr>
           <w:rFonts w:ascii="Times New Roman" w:hAnsi="Times New Roman" w:eastAsia="Times New Roman" w:cs="Times New Roman"/>
         </w:rPr>
-        <w:t>- A. H</w:t>
+        <w:t>- </w:t>
+      </w:r>
+    </w:p>
+    <w:p>
+      <w:pPr>
+        <w:pStyle w:val="BodyText"/>
+        <w:ind w:left="480" w:hanging="480"/>
+        <w:spacing w:before="0" w:after="0"/>
+      </w:pPr>
+      <w:r>
+        <w:rPr>
+          <w:rFonts w:ascii="Times New Roman" w:hAnsi="Times New Roman" w:eastAsia="Times New Roman" w:cs="Times New Roman"/>
+        </w:rPr>
+        <w:t>A. H</w:t>
       </w:r>
       <w:r>
         <w:rPr>
@@ -2609,7 +2814,20 @@
         <w:rPr>
           <w:rFonts w:ascii="Times New Roman" w:hAnsi="Times New Roman" w:eastAsia="Times New Roman" w:cs="Times New Roman"/>
         </w:rPr>
-        <w:t xml:space="preserve">- B. </w:t>
+        <w:t xml:space="preserve">- </w:t>
+      </w:r>
+    </w:p>
+    <w:p>
+      <w:pPr>
+        <w:pStyle w:val="BodyText"/>
+        <w:ind w:left="480" w:hanging="480"/>
+        <w:spacing w:before="0" w:after="0"/>
+      </w:pPr>
+      <w:r>
+        <w:rPr>
+          <w:rFonts w:ascii="Times New Roman" w:hAnsi="Times New Roman" w:eastAsia="Times New Roman" w:cs="Times New Roman"/>
+        </w:rPr>
+        <w:t xml:space="preserve">B. </w:t>
       </w:r>
       <w:r>
         <w:rPr>
@@ -2697,7 +2915,20 @@
         <w:rPr>
           <w:rFonts w:ascii="Times New Roman" w:hAnsi="Times New Roman" w:eastAsia="Times New Roman" w:cs="Times New Roman"/>
         </w:rPr>
-        <w:t xml:space="preserve">- C. </w:t>
+        <w:t xml:space="preserve">- </w:t>
+      </w:r>
+    </w:p>
+    <w:p>
+      <w:pPr>
+        <w:pStyle w:val="BodyText"/>
+        <w:ind w:left="480" w:hanging="480"/>
+        <w:spacing w:before="0" w:after="0"/>
+      </w:pPr>
+      <w:r>
+        <w:rPr>
+          <w:rFonts w:ascii="Times New Roman" w:hAnsi="Times New Roman" w:eastAsia="Times New Roman" w:cs="Times New Roman"/>
+        </w:rPr>
+        <w:t xml:space="preserve">C. </w:t>
       </w:r>
       <w:r>
         <w:rPr>
@@ -2809,7 +3040,20 @@
         <w:rPr>
           <w:rFonts w:ascii="Times New Roman" w:hAnsi="Times New Roman" w:eastAsia="Times New Roman" w:cs="Times New Roman"/>
         </w:rPr>
-        <w:t xml:space="preserve">- D. </w:t>
+        <w:t xml:space="preserve">- </w:t>
+      </w:r>
+    </w:p>
+    <w:p>
+      <w:pPr>
+        <w:pStyle w:val="BodyText"/>
+        <w:ind w:left="480" w:hanging="480"/>
+        <w:spacing w:before="0" w:after="180"/>
+      </w:pPr>
+      <w:r>
+        <w:rPr>
+          <w:rFonts w:ascii="Times New Roman" w:hAnsi="Times New Roman" w:eastAsia="Times New Roman" w:cs="Times New Roman"/>
+        </w:rPr>
+        <w:t xml:space="preserve">D. </w:t>
       </w:r>
       <w:r>
         <w:rPr>
@@ -2841,6 +3085,16 @@
         </w:rPr>
         <w:t>此时的溶液为一缓冲溶液</w:t>
       </w:r>
+    </w:p>
+    <w:p>
+      <w:pPr>
+        <w:spacing w:before="0" w:after="0"/>
+      </w:pPr>
+    </w:p>
+    <w:p>
+      <w:pPr>
+        <w:spacing w:before="0" w:after="0"/>
+      </w:pPr>
     </w:p>
     <w:bookmarkEnd w:id="17"/>
     <w:bookmarkStart w:id="18" w:name="第-6-题"/>
@@ -2985,6 +3239,8 @@
     <w:p>
       <w:pPr>
         <w:pStyle w:val="BodyText"/>
+        <w:ind w:left="480" w:hanging="480"/>
+        <w:spacing w:after="0"/>
       </w:pPr>
       <w:r>
         <w:rPr>
@@ -3320,7 +3576,20 @@
         <w:rPr>
           <w:rFonts w:ascii="Times New Roman" w:hAnsi="Times New Roman" w:eastAsia="Times New Roman" w:cs="Times New Roman"/>
         </w:rPr>
-        <w:t>- A. ΔH</w:t>
+        <w:t>- </w:t>
+      </w:r>
+    </w:p>
+    <w:p>
+      <w:pPr>
+        <w:pStyle w:val="BodyText"/>
+        <w:ind w:left="480" w:hanging="480"/>
+        <w:spacing w:before="0" w:after="0"/>
+      </w:pPr>
+      <w:r>
+        <w:rPr>
+          <w:rFonts w:ascii="Times New Roman" w:hAnsi="Times New Roman" w:eastAsia="Times New Roman" w:cs="Times New Roman"/>
+        </w:rPr>
+        <w:t>A. ΔH</w:t>
       </w:r>
       <w:r>
         <w:rPr>
@@ -3346,7 +3615,20 @@
         <w:rPr>
           <w:rFonts w:ascii="Times New Roman" w:hAnsi="Times New Roman" w:eastAsia="Times New Roman" w:cs="Times New Roman"/>
         </w:rPr>
-        <w:t xml:space="preserve">　　B. ΔH</w:t>
+        <w:t xml:space="preserve">　　</w:t>
+      </w:r>
+    </w:p>
+    <w:p>
+      <w:pPr>
+        <w:pStyle w:val="BodyText"/>
+        <w:ind w:left="480" w:hanging="480"/>
+        <w:spacing w:before="0" w:after="0"/>
+      </w:pPr>
+      <w:r>
+        <w:rPr>
+          <w:rFonts w:ascii="Times New Roman" w:hAnsi="Times New Roman" w:eastAsia="Times New Roman" w:cs="Times New Roman"/>
+        </w:rPr>
+        <w:t xml:space="preserve">B. ΔH</w:t>
       </w:r>
       <w:r>
         <w:rPr>
@@ -3372,7 +3654,20 @@
         <w:rPr>
           <w:rFonts w:ascii="Times New Roman" w:hAnsi="Times New Roman" w:eastAsia="Times New Roman" w:cs="Times New Roman"/>
         </w:rPr>
-        <w:t xml:space="preserve">　　C. ΔH</w:t>
+        <w:t xml:space="preserve">　　</w:t>
+      </w:r>
+    </w:p>
+    <w:p>
+      <w:pPr>
+        <w:pStyle w:val="BodyText"/>
+        <w:ind w:left="480" w:hanging="480"/>
+        <w:spacing w:before="0" w:after="0"/>
+      </w:pPr>
+      <w:r>
+        <w:rPr>
+          <w:rFonts w:ascii="Times New Roman" w:hAnsi="Times New Roman" w:eastAsia="Times New Roman" w:cs="Times New Roman"/>
+        </w:rPr>
+        <w:t xml:space="preserve">C. ΔH</w:t>
       </w:r>
       <w:r>
         <w:rPr>
@@ -3411,7 +3706,20 @@
         <w:rPr>
           <w:rFonts w:ascii="Times New Roman" w:hAnsi="Times New Roman" w:eastAsia="Times New Roman" w:cs="Times New Roman"/>
         </w:rPr>
-        <w:t xml:space="preserve">　　D. ΔH</w:t>
+        <w:t xml:space="preserve">　　</w:t>
+      </w:r>
+    </w:p>
+    <w:p>
+      <w:pPr>
+        <w:pStyle w:val="BodyText"/>
+        <w:ind w:left="480" w:hanging="480"/>
+        <w:spacing w:before="0" w:after="180"/>
+      </w:pPr>
+      <w:r>
+        <w:rPr>
+          <w:rFonts w:ascii="Times New Roman" w:hAnsi="Times New Roman" w:eastAsia="Times New Roman" w:cs="Times New Roman"/>
+        </w:rPr>
+        <w:t xml:space="preserve">D. ΔH</w:t>
       </w:r>
       <w:r>
         <w:rPr>
@@ -3460,6 +3768,16 @@
         </w:rPr>
         <w:t xml:space="preserve">结构化学</w:t>
       </w:r>
+    </w:p>
+    <w:p>
+      <w:pPr>
+        <w:spacing w:before="0" w:after="0"/>
+      </w:pPr>
+    </w:p>
+    <w:p>
+      <w:pPr>
+        <w:spacing w:before="0" w:after="0"/>
+      </w:pPr>
     </w:p>
     <w:bookmarkEnd w:id="19"/>
     <w:bookmarkStart w:id="23" w:name="第-7-题"/>
@@ -3738,7 +4056,7 @@
         </w:rPr>
         <w:drawing>
           <wp:inline>
-            <wp:extent cx="3240000" cy="4584609"/>
+            <wp:extent cx="3120673" cy="4584609"/>
             <wp:effectExtent b="0" l="0" r="0" t="0"/>
             <wp:docPr descr="" title="" id="21" name="Picture"/>
             <a:graphic>
@@ -3759,7 +4077,7 @@
                   <pic:spPr bwMode="auto">
                     <a:xfrm>
                       <a:off x="0" y="0"/>
-                      <a:ext cx="3240000" cy="4584609"/>
+                      <a:ext cx="3120673" cy="4584609"/>
                     </a:xfrm>
                     <a:prstGeom prst="rect">
                       <a:avLst/>
@@ -3781,10 +4099,6 @@
     <w:p>
       <w:pPr>
         <w:pStyle w:val="Compact"/>
-        <w:numPr>
-          <w:ilvl w:val="0"/>
-          <w:numId w:val="1002"/>
-        </w:numPr>
       </w:pPr>
       <w:r>
         <w:rPr>
@@ -3827,10 +4141,6 @@
     <w:p>
       <w:pPr>
         <w:pStyle w:val="Compact"/>
-        <w:numPr>
-          <w:ilvl w:val="0"/>
-          <w:numId w:val="1002"/>
-        </w:numPr>
       </w:pPr>
       <w:r>
         <w:rPr>
@@ -3909,10 +4219,6 @@
     <w:p>
       <w:pPr>
         <w:pStyle w:val="Compact"/>
-        <w:numPr>
-          <w:ilvl w:val="0"/>
-          <w:numId w:val="1002"/>
-        </w:numPr>
       </w:pPr>
       <w:r>
         <w:rPr>
@@ -3942,10 +4248,6 @@
     <w:p>
       <w:pPr>
         <w:pStyle w:val="Compact"/>
-        <w:numPr>
-          <w:ilvl w:val="0"/>
-          <w:numId w:val="1002"/>
-        </w:numPr>
       </w:pPr>
       <w:r>
         <w:rPr>
@@ -4011,6 +4313,16 @@
         </w:rPr>
         <w:t>3</w:t>
       </w:r>
+    </w:p>
+    <w:p>
+      <w:pPr>
+        <w:spacing w:before="0" w:after="0"/>
+      </w:pPr>
+    </w:p>
+    <w:p>
+      <w:pPr>
+        <w:spacing w:before="0" w:after="0"/>
+      </w:pPr>
     </w:p>
     <w:bookmarkEnd w:id="23"/>
     <w:bookmarkStart w:id="24" w:name="第-8-题"/>
@@ -4155,6 +4467,8 @@
     <w:p>
       <w:pPr>
         <w:pStyle w:val="BodyText"/>
+        <w:ind w:left="480" w:hanging="480"/>
+        <w:spacing w:after="0"/>
       </w:pPr>
       <w:r>
         <w:rPr>
@@ -4172,7 +4486,20 @@
         <w:rPr>
           <w:rFonts w:ascii="Times New Roman" w:hAnsi="Times New Roman" w:eastAsia="Times New Roman" w:cs="Times New Roman"/>
         </w:rPr>
-        <w:t xml:space="preserve">- A. </w:t>
+        <w:t xml:space="preserve">- </w:t>
+      </w:r>
+    </w:p>
+    <w:p>
+      <w:pPr>
+        <w:pStyle w:val="BodyText"/>
+        <w:ind w:left="480" w:hanging="480"/>
+        <w:spacing w:before="0" w:after="0"/>
+      </w:pPr>
+      <w:r>
+        <w:rPr>
+          <w:rFonts w:ascii="Times New Roman" w:hAnsi="Times New Roman" w:eastAsia="Times New Roman" w:cs="Times New Roman"/>
+        </w:rPr>
+        <w:t xml:space="preserve">A. </w:t>
       </w:r>
       <w:r>
         <w:rPr>
@@ -4289,7 +4616,20 @@
         <w:rPr>
           <w:rFonts w:ascii="Times New Roman" w:hAnsi="Times New Roman" w:eastAsia="Times New Roman" w:cs="Times New Roman"/>
         </w:rPr>
-        <w:t xml:space="preserve">- B. C </w:t>
+        <w:t xml:space="preserve">- </w:t>
+      </w:r>
+    </w:p>
+    <w:p>
+      <w:pPr>
+        <w:pStyle w:val="BodyText"/>
+        <w:ind w:left="480" w:hanging="480"/>
+        <w:spacing w:before="0" w:after="0"/>
+      </w:pPr>
+      <w:r>
+        <w:rPr>
+          <w:rFonts w:ascii="Times New Roman" w:hAnsi="Times New Roman" w:eastAsia="Times New Roman" w:cs="Times New Roman"/>
+        </w:rPr>
+        <w:t xml:space="preserve">B. C </w:t>
       </w:r>
       <w:r>
         <w:rPr>
@@ -4379,7 +4719,20 @@
         <w:rPr>
           <w:rFonts w:ascii="Times New Roman" w:hAnsi="Times New Roman" w:eastAsia="Times New Roman" w:cs="Times New Roman"/>
         </w:rPr>
-        <w:t>- C. H</w:t>
+        <w:t>- </w:t>
+      </w:r>
+    </w:p>
+    <w:p>
+      <w:pPr>
+        <w:pStyle w:val="BodyText"/>
+        <w:ind w:left="480" w:hanging="480"/>
+        <w:spacing w:before="0" w:after="0"/>
+      </w:pPr>
+      <w:r>
+        <w:rPr>
+          <w:rFonts w:ascii="Times New Roman" w:hAnsi="Times New Roman" w:eastAsia="Times New Roman" w:cs="Times New Roman"/>
+        </w:rPr>
+        <w:t>C. H</w:t>
       </w:r>
       <w:r>
         <w:rPr>
@@ -4458,7 +4811,20 @@
         <w:rPr>
           <w:rFonts w:ascii="Times New Roman" w:hAnsi="Times New Roman" w:eastAsia="Times New Roman" w:cs="Times New Roman"/>
         </w:rPr>
-        <w:t>- D. AlCl</w:t>
+        <w:t>- </w:t>
+      </w:r>
+    </w:p>
+    <w:p>
+      <w:pPr>
+        <w:pStyle w:val="BodyText"/>
+        <w:ind w:left="480" w:hanging="480"/>
+        <w:spacing w:before="0" w:after="180"/>
+      </w:pPr>
+      <w:r>
+        <w:rPr>
+          <w:rFonts w:ascii="Times New Roman" w:hAnsi="Times New Roman" w:eastAsia="Times New Roman" w:cs="Times New Roman"/>
+        </w:rPr>
+        <w:t>D. AlCl</w:t>
       </w:r>
       <w:r>
         <w:rPr>
@@ -4528,6 +4894,16 @@
         </w:rPr>
         <w:t xml:space="preserve">键的键长都相等</w:t>
       </w:r>
+    </w:p>
+    <w:p>
+      <w:pPr>
+        <w:spacing w:before="0" w:after="0"/>
+      </w:pPr>
+    </w:p>
+    <w:p>
+      <w:pPr>
+        <w:spacing w:before="0" w:after="0"/>
+      </w:pPr>
     </w:p>
     <w:bookmarkEnd w:id="24"/>
     <w:bookmarkStart w:id="25" w:name="第-9-题"/>
@@ -4672,6 +5048,8 @@
     <w:p>
       <w:pPr>
         <w:pStyle w:val="BodyText"/>
+        <w:ind w:left="480" w:hanging="480"/>
+        <w:spacing w:after="0"/>
       </w:pPr>
       <w:r>
         <w:rPr>
@@ -4869,8 +5247,70 @@
         <w:rPr>
           <w:rFonts w:ascii="Times New Roman" w:hAnsi="Times New Roman" w:eastAsia="Times New Roman" w:cs="Times New Roman"/>
         </w:rPr>
-        <w:t xml:space="preserve">- A. 1 2 1 3　　B. 2 2 5 3　　C. 2 3 5 6　　D. 4 2 1 3</w:t>
-      </w:r>
+        <w:t xml:space="preserve">- </w:t>
+      </w:r>
+    </w:p>
+    <w:p>
+      <w:pPr>
+        <w:pStyle w:val="BodyText"/>
+        <w:ind w:left="480" w:hanging="480"/>
+        <w:spacing w:before="0" w:after="0"/>
+      </w:pPr>
+      <w:r>
+        <w:rPr>
+          <w:rFonts w:ascii="Times New Roman" w:hAnsi="Times New Roman" w:eastAsia="Times New Roman" w:cs="Times New Roman"/>
+        </w:rPr>
+        <w:t xml:space="preserve">A. 1 2 1 3　　</w:t>
+      </w:r>
+    </w:p>
+    <w:p>
+      <w:pPr>
+        <w:pStyle w:val="BodyText"/>
+        <w:ind w:left="480" w:hanging="480"/>
+        <w:spacing w:before="0" w:after="0"/>
+      </w:pPr>
+      <w:r>
+        <w:rPr>
+          <w:rFonts w:ascii="Times New Roman" w:hAnsi="Times New Roman" w:eastAsia="Times New Roman" w:cs="Times New Roman"/>
+        </w:rPr>
+        <w:t xml:space="preserve">B. 2 2 5 3　　</w:t>
+      </w:r>
+    </w:p>
+    <w:p>
+      <w:pPr>
+        <w:pStyle w:val="BodyText"/>
+        <w:ind w:left="480" w:hanging="480"/>
+        <w:spacing w:before="0" w:after="0"/>
+      </w:pPr>
+      <w:r>
+        <w:rPr>
+          <w:rFonts w:ascii="Times New Roman" w:hAnsi="Times New Roman" w:eastAsia="Times New Roman" w:cs="Times New Roman"/>
+        </w:rPr>
+        <w:t xml:space="preserve">C. 2 3 5 6　　</w:t>
+      </w:r>
+    </w:p>
+    <w:p>
+      <w:pPr>
+        <w:pStyle w:val="BodyText"/>
+        <w:ind w:left="480" w:hanging="480"/>
+        <w:spacing w:before="0" w:after="180"/>
+      </w:pPr>
+      <w:r>
+        <w:rPr>
+          <w:rFonts w:ascii="Times New Roman" w:hAnsi="Times New Roman" w:eastAsia="Times New Roman" w:cs="Times New Roman"/>
+        </w:rPr>
+        <w:t xml:space="preserve">D. 4 2 1 3</w:t>
+      </w:r>
+    </w:p>
+    <w:p>
+      <w:pPr>
+        <w:spacing w:before="0" w:after="0"/>
+      </w:pPr>
+    </w:p>
+    <w:p>
+      <w:pPr>
+        <w:spacing w:before="0" w:after="0"/>
+      </w:pPr>
     </w:p>
     <w:bookmarkEnd w:id="25"/>
     <w:bookmarkStart w:id="29" w:name="第-10-题"/>
@@ -5083,7 +5523,7 @@
         </w:rPr>
         <w:drawing>
           <wp:inline>
-            <wp:extent cx="3240000" cy="4584609"/>
+            <wp:extent cx="3087368" cy="4584609"/>
             <wp:effectExtent b="0" l="0" r="0" t="0"/>
             <wp:docPr descr="" title="" id="27" name="Picture"/>
             <a:graphic>
@@ -5104,7 +5544,7 @@
                   <pic:spPr bwMode="auto">
                     <a:xfrm>
                       <a:off x="0" y="0"/>
-                      <a:ext cx="3240000" cy="4584609"/>
+                      <a:ext cx="3087368" cy="4584609"/>
                     </a:xfrm>
                     <a:prstGeom prst="rect">
                       <a:avLst/>
@@ -5126,10 +5566,6 @@
     <w:p>
       <w:pPr>
         <w:pStyle w:val="Compact"/>
-        <w:numPr>
-          <w:ilvl w:val="0"/>
-          <w:numId w:val="1003"/>
-        </w:numPr>
       </w:pPr>
       <w:r>
         <w:rPr>
@@ -5159,10 +5595,6 @@
     <w:p>
       <w:pPr>
         <w:pStyle w:val="Compact"/>
-        <w:numPr>
-          <w:ilvl w:val="0"/>
-          <w:numId w:val="1003"/>
-        </w:numPr>
       </w:pPr>
       <w:r>
         <w:rPr>
@@ -5205,10 +5637,6 @@
     <w:p>
       <w:pPr>
         <w:pStyle w:val="Compact"/>
-        <w:numPr>
-          <w:ilvl w:val="0"/>
-          <w:numId w:val="1003"/>
-        </w:numPr>
       </w:pPr>
       <w:r>
         <w:rPr>
@@ -5246,10 +5674,6 @@
     <w:p>
       <w:pPr>
         <w:pStyle w:val="Compact"/>
-        <w:numPr>
-          <w:ilvl w:val="0"/>
-          <w:numId w:val="1003"/>
-        </w:numPr>
       </w:pPr>
       <w:r>
         <w:rPr>
@@ -5275,6 +5699,16 @@
         </w:rPr>
         <w:t xml:space="preserve">有两种不同的杂化形式</w:t>
       </w:r>
+    </w:p>
+    <w:p>
+      <w:pPr>
+        <w:spacing w:before="0" w:after="0"/>
+      </w:pPr>
+    </w:p>
+    <w:p>
+      <w:pPr>
+        <w:spacing w:before="0" w:after="0"/>
+      </w:pPr>
     </w:p>
     <w:bookmarkEnd w:id="29"/>
     <w:bookmarkStart w:id="30" w:name="第-11-题"/>
@@ -5419,6 +5853,8 @@
     <w:p>
       <w:pPr>
         <w:pStyle w:val="BodyText"/>
+        <w:ind w:left="480" w:hanging="480"/>
+        <w:spacing w:after="0"/>
       </w:pPr>
       <w:r>
         <w:rPr>
@@ -5734,7 +6170,20 @@
         <w:rPr>
           <w:rFonts w:ascii="Times New Roman" w:hAnsi="Times New Roman" w:eastAsia="Times New Roman" w:cs="Times New Roman"/>
         </w:rPr>
-        <w:t xml:space="preserve">- A. </w:t>
+        <w:t xml:space="preserve">- </w:t>
+      </w:r>
+    </w:p>
+    <w:p>
+      <w:pPr>
+        <w:pStyle w:val="BodyText"/>
+        <w:ind w:left="480" w:hanging="480"/>
+        <w:spacing w:before="0" w:after="0"/>
+      </w:pPr>
+      <w:r>
+        <w:rPr>
+          <w:rFonts w:ascii="Times New Roman" w:hAnsi="Times New Roman" w:eastAsia="Times New Roman" w:cs="Times New Roman"/>
+        </w:rPr>
+        <w:t xml:space="preserve">A. </w:t>
       </w:r>
       <w:r>
         <w:rPr>
@@ -5746,7 +6195,20 @@
         <w:rPr>
           <w:rFonts w:ascii="Times New Roman" w:hAnsi="Times New Roman" w:eastAsia="Times New Roman" w:cs="Times New Roman"/>
         </w:rPr>
-        <w:t xml:space="preserve">　　B. </w:t>
+        <w:t xml:space="preserve">　　</w:t>
+      </w:r>
+    </w:p>
+    <w:p>
+      <w:pPr>
+        <w:pStyle w:val="BodyText"/>
+        <w:ind w:left="480" w:hanging="480"/>
+        <w:spacing w:before="0" w:after="0"/>
+      </w:pPr>
+      <w:r>
+        <w:rPr>
+          <w:rFonts w:ascii="Times New Roman" w:hAnsi="Times New Roman" w:eastAsia="Times New Roman" w:cs="Times New Roman"/>
+        </w:rPr>
+        <w:t xml:space="preserve">B. </w:t>
       </w:r>
       <w:r>
         <w:rPr>
@@ -5758,7 +6220,20 @@
         <w:rPr>
           <w:rFonts w:ascii="Times New Roman" w:hAnsi="Times New Roman" w:eastAsia="Times New Roman" w:cs="Times New Roman"/>
         </w:rPr>
-        <w:t xml:space="preserve">　　C. </w:t>
+        <w:t xml:space="preserve">　　</w:t>
+      </w:r>
+    </w:p>
+    <w:p>
+      <w:pPr>
+        <w:pStyle w:val="BodyText"/>
+        <w:ind w:left="480" w:hanging="480"/>
+        <w:spacing w:before="0" w:after="0"/>
+      </w:pPr>
+      <w:r>
+        <w:rPr>
+          <w:rFonts w:ascii="Times New Roman" w:hAnsi="Times New Roman" w:eastAsia="Times New Roman" w:cs="Times New Roman"/>
+        </w:rPr>
+        <w:t xml:space="preserve">C. </w:t>
       </w:r>
       <w:r>
         <w:rPr>
@@ -5770,7 +6245,20 @@
         <w:rPr>
           <w:rFonts w:ascii="Times New Roman" w:hAnsi="Times New Roman" w:eastAsia="Times New Roman" w:cs="Times New Roman"/>
         </w:rPr>
-        <w:t xml:space="preserve">　　D. </w:t>
+        <w:t xml:space="preserve">　　</w:t>
+      </w:r>
+    </w:p>
+    <w:p>
+      <w:pPr>
+        <w:pStyle w:val="BodyText"/>
+        <w:ind w:left="480" w:hanging="480"/>
+        <w:spacing w:before="0" w:after="180"/>
+      </w:pPr>
+      <w:r>
+        <w:rPr>
+          <w:rFonts w:ascii="Times New Roman" w:hAnsi="Times New Roman" w:eastAsia="Times New Roman" w:cs="Times New Roman"/>
+        </w:rPr>
+        <w:t xml:space="preserve">D. </w:t>
       </w:r>
       <w:r>
         <w:rPr>
@@ -5792,6 +6280,16 @@
         </w:rPr>
         <w:t xml:space="preserve">有机化学</w:t>
       </w:r>
+    </w:p>
+    <w:p>
+      <w:pPr>
+        <w:spacing w:before="0" w:after="0"/>
+      </w:pPr>
+    </w:p>
+    <w:p>
+      <w:pPr>
+        <w:spacing w:before="0" w:after="0"/>
+      </w:pPr>
     </w:p>
     <w:bookmarkEnd w:id="31"/>
     <w:bookmarkStart w:id="35" w:name="第-12-题"/>
@@ -5992,7 +6490,7 @@
         </w:rPr>
         <w:drawing>
           <wp:inline>
-            <wp:extent cx="3240000" cy="4584609"/>
+            <wp:extent cx="3046818" cy="4584609"/>
             <wp:effectExtent b="0" l="0" r="0" t="0"/>
             <wp:docPr descr="" title="" id="33" name="Picture"/>
             <a:graphic>
@@ -6013,7 +6511,7 @@
                   <pic:spPr bwMode="auto">
                     <a:xfrm>
                       <a:off x="0" y="0"/>
-                      <a:ext cx="3240000" cy="4584609"/>
+                      <a:ext cx="3046818" cy="4584609"/>
                     </a:xfrm>
                     <a:prstGeom prst="rect">
                       <a:avLst/>
@@ -6034,6 +6532,31 @@
     </w:p>
     <w:p>
       <w:pPr>
+        <w:spacing w:before="0" w:after="0"/>
+      </w:pPr>
+    </w:p>
+    <w:p>
+      <w:pPr>
+        <w:spacing w:before="0" w:after="0"/>
+      </w:pPr>
+    </w:p>
+    <w:p>
+      <w:pPr>
+        <w:spacing w:before="0" w:after="0"/>
+      </w:pPr>
+    </w:p>
+    <w:p>
+      <w:pPr>
+        <w:spacing w:before="0" w:after="0"/>
+      </w:pPr>
+    </w:p>
+    <w:p>
+      <w:pPr>
+        <w:spacing w:before="0" w:after="0"/>
+      </w:pPr>
+    </w:p>
+    <w:p>
+      <w:pPr>
         <w:spacing w:before="160" w:after="80"/>
       </w:pPr>
       <w:r>
@@ -6423,7 +6946,7 @@
         </w:rPr>
         <w:drawing>
           <wp:inline>
-            <wp:extent cx="3240000" cy="4584609"/>
+            <wp:extent cx="3048265" cy="4584609"/>
             <wp:effectExtent b="0" l="0" r="0" t="0"/>
             <wp:docPr descr="" title="" id="38" name="Picture"/>
             <a:graphic>
@@ -6444,7 +6967,7 @@
                   <pic:spPr bwMode="auto">
                     <a:xfrm>
                       <a:off x="0" y="0"/>
-                      <a:ext cx="3240000" cy="4584609"/>
+                      <a:ext cx="3048265" cy="4584609"/>
                     </a:xfrm>
                     <a:prstGeom prst="rect">
                       <a:avLst/>
@@ -6466,6 +6989,8 @@
     <w:p>
       <w:pPr>
         <w:pStyle w:val="FirstParagraph"/>
+        <w:ind w:left="480" w:hanging="480"/>
+        <w:spacing w:after="0"/>
       </w:pPr>
       <w:r>
         <w:rPr>
@@ -6489,7 +7014,20 @@
         <w:rPr>
           <w:rFonts w:ascii="Times New Roman" w:hAnsi="Times New Roman" w:eastAsia="Times New Roman" w:cs="Times New Roman"/>
         </w:rPr>
-        <w:t xml:space="preserve">- A. </w:t>
+        <w:t xml:space="preserve">- </w:t>
+      </w:r>
+    </w:p>
+    <w:p>
+      <w:pPr>
+        <w:pStyle w:val="FirstParagraph"/>
+        <w:ind w:left="480" w:hanging="480"/>
+        <w:spacing w:before="0" w:after="0"/>
+      </w:pPr>
+      <w:r>
+        <w:rPr>
+          <w:rFonts w:ascii="Times New Roman" w:hAnsi="Times New Roman" w:eastAsia="Times New Roman" w:cs="Times New Roman"/>
+        </w:rPr>
+        <w:t xml:space="preserve">A. </w:t>
       </w:r>
       <w:r>
         <w:rPr>
@@ -6507,7 +7045,20 @@
         <w:rPr>
           <w:rFonts w:ascii="Times New Roman" w:hAnsi="Times New Roman" w:eastAsia="Times New Roman" w:cs="Times New Roman"/>
         </w:rPr>
-        <w:t xml:space="preserve">- B. </w:t>
+        <w:t xml:space="preserve">- </w:t>
+      </w:r>
+    </w:p>
+    <w:p>
+      <w:pPr>
+        <w:pStyle w:val="FirstParagraph"/>
+        <w:ind w:left="480" w:hanging="480"/>
+        <w:spacing w:before="0" w:after="0"/>
+      </w:pPr>
+      <w:r>
+        <w:rPr>
+          <w:rFonts w:ascii="Times New Roman" w:hAnsi="Times New Roman" w:eastAsia="Times New Roman" w:cs="Times New Roman"/>
+        </w:rPr>
+        <w:t xml:space="preserve">B. </w:t>
       </w:r>
       <w:r>
         <w:rPr>
@@ -6525,7 +7076,20 @@
         <w:rPr>
           <w:rFonts w:ascii="Times New Roman" w:hAnsi="Times New Roman" w:eastAsia="Times New Roman" w:cs="Times New Roman"/>
         </w:rPr>
-        <w:t xml:space="preserve">- C. </w:t>
+        <w:t xml:space="preserve">- </w:t>
+      </w:r>
+    </w:p>
+    <w:p>
+      <w:pPr>
+        <w:pStyle w:val="FirstParagraph"/>
+        <w:ind w:left="480" w:hanging="480"/>
+        <w:spacing w:before="0" w:after="0"/>
+      </w:pPr>
+      <w:r>
+        <w:rPr>
+          <w:rFonts w:ascii="Times New Roman" w:hAnsi="Times New Roman" w:eastAsia="Times New Roman" w:cs="Times New Roman"/>
+        </w:rPr>
+        <w:t xml:space="preserve">C. </w:t>
       </w:r>
       <w:r>
         <w:rPr>
@@ -6555,7 +7119,20 @@
         <w:rPr>
           <w:rFonts w:ascii="Times New Roman" w:hAnsi="Times New Roman" w:eastAsia="Times New Roman" w:cs="Times New Roman"/>
         </w:rPr>
-        <w:t xml:space="preserve">- D. </w:t>
+        <w:t xml:space="preserve">- </w:t>
+      </w:r>
+    </w:p>
+    <w:p>
+      <w:pPr>
+        <w:pStyle w:val="FirstParagraph"/>
+        <w:ind w:left="480" w:hanging="480"/>
+        <w:spacing w:before="0" w:after="180"/>
+      </w:pPr>
+      <w:r>
+        <w:rPr>
+          <w:rFonts w:ascii="Times New Roman" w:hAnsi="Times New Roman" w:eastAsia="Times New Roman" w:cs="Times New Roman"/>
+        </w:rPr>
+        <w:t xml:space="preserve">D. </w:t>
       </w:r>
       <w:r>
         <w:rPr>
@@ -6563,6 +7140,16 @@
         </w:rPr>
         <w:t xml:space="preserve">该物质能使溴水因发生加成反应和取代反应而褪色</w:t>
       </w:r>
+    </w:p>
+    <w:p>
+      <w:pPr>
+        <w:spacing w:before="0" w:after="0"/>
+      </w:pPr>
+    </w:p>
+    <w:p>
+      <w:pPr>
+        <w:spacing w:before="0" w:after="0"/>
+      </w:pPr>
     </w:p>
     <w:bookmarkEnd w:id="40"/>
     <w:bookmarkStart w:id="44" w:name="第-14-题"/>
@@ -6763,7 +7350,7 @@
         </w:rPr>
         <w:drawing>
           <wp:inline>
-            <wp:extent cx="3240000" cy="4584609"/>
+            <wp:extent cx="3020266" cy="4584609"/>
             <wp:effectExtent b="0" l="0" r="0" t="0"/>
             <wp:docPr descr="" title="" id="42" name="Picture"/>
             <a:graphic>
@@ -6784,7 +7371,7 @@
                   <pic:spPr bwMode="auto">
                     <a:xfrm>
                       <a:off x="0" y="0"/>
-                      <a:ext cx="3240000" cy="4584609"/>
+                      <a:ext cx="3020266" cy="4584609"/>
                     </a:xfrm>
                     <a:prstGeom prst="rect">
                       <a:avLst/>
@@ -6803,6 +7390,21 @@
         </w:drawing>
       </w:r>
     </w:p>
+    <w:p>
+      <w:pPr>
+        <w:spacing w:before="0" w:after="0"/>
+      </w:pPr>
+    </w:p>
+    <w:p>
+      <w:pPr>
+        <w:spacing w:before="0" w:after="0"/>
+      </w:pPr>
+    </w:p>
+    <w:p>
+      <w:pPr>
+        <w:spacing w:before="0" w:after="0"/>
+      </w:pPr>
+    </w:p>
     <w:bookmarkEnd w:id="44"/>
     <w:bookmarkStart w:id="48" w:name="第-15-题"/>
     <w:p>
@@ -7065,7 +7667,7 @@
         </w:rPr>
         <w:drawing>
           <wp:inline>
-            <wp:extent cx="3240000" cy="4584609"/>
+            <wp:extent cx="3112896" cy="4584609"/>
             <wp:effectExtent b="0" l="0" r="0" t="0"/>
             <wp:docPr descr="" title="" id="46" name="Picture"/>
             <a:graphic>
@@ -7086,7 +7688,7 @@
                   <pic:spPr bwMode="auto">
                     <a:xfrm>
                       <a:off x="0" y="0"/>
-                      <a:ext cx="3240000" cy="4584609"/>
+                      <a:ext cx="3112896" cy="4584609"/>
                     </a:xfrm>
                     <a:prstGeom prst="rect">
                       <a:avLst/>
@@ -7105,6 +7707,31 @@
         </w:drawing>
       </w:r>
     </w:p>
+    <w:p>
+      <w:pPr>
+        <w:spacing w:before="0" w:after="0"/>
+      </w:pPr>
+    </w:p>
+    <w:p>
+      <w:pPr>
+        <w:spacing w:before="0" w:after="0"/>
+      </w:pPr>
+    </w:p>
+    <w:p>
+      <w:pPr>
+        <w:spacing w:before="0" w:after="0"/>
+      </w:pPr>
+    </w:p>
+    <w:p>
+      <w:pPr>
+        <w:spacing w:before="0" w:after="0"/>
+      </w:pPr>
+    </w:p>
+    <w:p>
+      <w:pPr>
+        <w:spacing w:before="0" w:after="0"/>
+      </w:pPr>
+    </w:p>
     <w:bookmarkEnd w:id="48"/>
     <w:bookmarkStart w:id="52" w:name="第-16-题"/>
     <w:p>
@@ -7316,7 +7943,7 @@
         </w:rPr>
         <w:drawing>
           <wp:inline>
-            <wp:extent cx="3240000" cy="4584609"/>
+            <wp:extent cx="3099205" cy="4584609"/>
             <wp:effectExtent b="0" l="0" r="0" t="0"/>
             <wp:docPr descr="" title="" id="50" name="Picture"/>
             <a:graphic>
@@ -7337,7 +7964,7 @@
                   <pic:spPr bwMode="auto">
                     <a:xfrm>
                       <a:off x="0" y="0"/>
-                      <a:ext cx="3240000" cy="4584609"/>
+                      <a:ext cx="3099205" cy="4584609"/>
                     </a:xfrm>
                     <a:prstGeom prst="rect">
                       <a:avLst/>
@@ -7359,10 +7986,6 @@
     <w:p>
       <w:pPr>
         <w:pStyle w:val="Compact"/>
-        <w:numPr>
-          <w:ilvl w:val="0"/>
-          <w:numId w:val="1004"/>
-        </w:numPr>
       </w:pPr>
       <w:r>
         <w:rPr>
@@ -7410,10 +8033,6 @@
     <w:p>
       <w:pPr>
         <w:pStyle w:val="Compact"/>
-        <w:numPr>
-          <w:ilvl w:val="0"/>
-          <w:numId w:val="1004"/>
-        </w:numPr>
       </w:pPr>
       <w:r>
         <w:rPr>
@@ -7455,10 +8074,6 @@
     <w:p>
       <w:pPr>
         <w:pStyle w:val="Compact"/>
-        <w:numPr>
-          <w:ilvl w:val="0"/>
-          <w:numId w:val="1004"/>
-        </w:numPr>
       </w:pPr>
       <w:r>
         <w:rPr>
@@ -7500,10 +8115,6 @@
     <w:p>
       <w:pPr>
         <w:pStyle w:val="Compact"/>
-        <w:numPr>
-          <w:ilvl w:val="0"/>
-          <w:numId w:val="1004"/>
-        </w:numPr>
       </w:pPr>
       <w:r>
         <w:rPr>
@@ -7601,6 +8212,16 @@
         </w:rPr>
         <w:t xml:space="preserve">型</w:t>
       </w:r>
+    </w:p>
+    <w:p>
+      <w:pPr>
+        <w:spacing w:before="0" w:after="0"/>
+      </w:pPr>
+    </w:p>
+    <w:p>
+      <w:pPr>
+        <w:spacing w:before="0" w:after="0"/>
+      </w:pPr>
     </w:p>
     <w:bookmarkEnd w:id="52"/>
     <w:bookmarkStart w:id="56" w:name="第-17-题"/>
@@ -7819,7 +8440,7 @@
         </w:rPr>
         <w:drawing>
           <wp:inline>
-            <wp:extent cx="3240000" cy="4584609"/>
+            <wp:extent cx="3070467" cy="4584609"/>
             <wp:effectExtent b="0" l="0" r="0" t="0"/>
             <wp:docPr descr="" title="" id="54" name="Picture"/>
             <a:graphic>
@@ -7840,7 +8461,7 @@
                   <pic:spPr bwMode="auto">
                     <a:xfrm>
                       <a:off x="0" y="0"/>
-                      <a:ext cx="3240000" cy="4584609"/>
+                      <a:ext cx="3070467" cy="4584609"/>
                     </a:xfrm>
                     <a:prstGeom prst="rect">
                       <a:avLst/>
@@ -7859,6 +8480,31 @@
         </w:drawing>
       </w:r>
     </w:p>
+    <w:p>
+      <w:pPr>
+        <w:spacing w:before="0" w:after="0"/>
+      </w:pPr>
+    </w:p>
+    <w:p>
+      <w:pPr>
+        <w:spacing w:before="0" w:after="0"/>
+      </w:pPr>
+    </w:p>
+    <w:p>
+      <w:pPr>
+        <w:spacing w:before="0" w:after="0"/>
+      </w:pPr>
+    </w:p>
+    <w:p>
+      <w:pPr>
+        <w:spacing w:before="0" w:after="0"/>
+      </w:pPr>
+    </w:p>
+    <w:p>
+      <w:pPr>
+        <w:spacing w:before="0" w:after="0"/>
+      </w:pPr>
+    </w:p>
     <w:bookmarkEnd w:id="56"/>
     <w:bookmarkStart w:id="60" w:name="第-18-题"/>
     <w:p>
@@ -8148,7 +8794,7 @@
         </w:rPr>
         <w:drawing>
           <wp:inline>
-            <wp:extent cx="3240000" cy="4584609"/>
+            <wp:extent cx="3078554" cy="4584609"/>
             <wp:effectExtent b="0" l="0" r="0" t="0"/>
             <wp:docPr descr="" title="" id="58" name="Picture"/>
             <a:graphic>
@@ -8169,7 +8815,7 @@
                   <pic:spPr bwMode="auto">
                     <a:xfrm>
                       <a:off x="0" y="0"/>
-                      <a:ext cx="3240000" cy="4584609"/>
+                      <a:ext cx="3078554" cy="4584609"/>
                     </a:xfrm>
                     <a:prstGeom prst="rect">
                       <a:avLst/>
@@ -8191,10 +8837,6 @@
     <w:p>
       <w:pPr>
         <w:pStyle w:val="Compact"/>
-        <w:numPr>
-          <w:ilvl w:val="0"/>
-          <w:numId w:val="1005"/>
-        </w:numPr>
       </w:pPr>
       <w:r>
         <w:rPr>
@@ -8224,10 +8866,6 @@
     <w:p>
       <w:pPr>
         <w:pStyle w:val="Compact"/>
-        <w:numPr>
-          <w:ilvl w:val="0"/>
-          <w:numId w:val="1005"/>
-        </w:numPr>
       </w:pPr>
       <w:r>
         <w:rPr>
@@ -8245,10 +8883,6 @@
     <w:p>
       <w:pPr>
         <w:pStyle w:val="Compact"/>
-        <w:numPr>
-          <w:ilvl w:val="0"/>
-          <w:numId w:val="1005"/>
-        </w:numPr>
       </w:pPr>
       <w:r>
         <w:rPr>
@@ -8291,10 +8925,6 @@
     <w:p>
       <w:pPr>
         <w:pStyle w:val="Compact"/>
-        <w:numPr>
-          <w:ilvl w:val="0"/>
-          <w:numId w:val="1005"/>
-        </w:numPr>
       </w:pPr>
       <w:r>
         <w:rPr>
@@ -8320,6 +8950,16 @@
         </w:rPr>
         <w:t xml:space="preserve">化学性质有差异</w:t>
       </w:r>
+    </w:p>
+    <w:p>
+      <w:pPr>
+        <w:spacing w:before="0" w:after="0"/>
+      </w:pPr>
+    </w:p>
+    <w:p>
+      <w:pPr>
+        <w:spacing w:before="0" w:after="0"/>
+      </w:pPr>
     </w:p>
     <w:bookmarkEnd w:id="60"/>
     <w:bookmarkStart w:id="64" w:name="第-19-题"/>
@@ -8532,7 +9172,7 @@
         </w:rPr>
         <w:drawing>
           <wp:inline>
-            <wp:extent cx="3240000" cy="4584609"/>
+            <wp:extent cx="3092668" cy="4584609"/>
             <wp:effectExtent b="0" l="0" r="0" t="0"/>
             <wp:docPr descr="" title="" id="62" name="Picture"/>
             <a:graphic>
@@ -8553,7 +9193,7 @@
                   <pic:spPr bwMode="auto">
                     <a:xfrm>
                       <a:off x="0" y="0"/>
-                      <a:ext cx="3240000" cy="4584609"/>
+                      <a:ext cx="3092668" cy="4584609"/>
                     </a:xfrm>
                     <a:prstGeom prst="rect">
                       <a:avLst/>
@@ -8572,6 +9212,21 @@
         </w:drawing>
       </w:r>
     </w:p>
+    <w:p>
+      <w:pPr>
+        <w:spacing w:before="0" w:after="0"/>
+      </w:pPr>
+    </w:p>
+    <w:p>
+      <w:pPr>
+        <w:spacing w:before="0" w:after="0"/>
+      </w:pPr>
+    </w:p>
+    <w:p>
+      <w:pPr>
+        <w:spacing w:before="0" w:after="0"/>
+      </w:pPr>
+    </w:p>
     <w:bookmarkEnd w:id="64"/>
     <w:bookmarkStart w:id="68" w:name="第-20-题"/>
     <w:p>
@@ -8807,7 +9462,7 @@
         </w:rPr>
         <w:drawing>
           <wp:inline>
-            <wp:extent cx="3240000" cy="4584609"/>
+            <wp:extent cx="3117090" cy="4584609"/>
             <wp:effectExtent b="0" l="0" r="0" t="0"/>
             <wp:docPr descr="" title="" id="66" name="Picture"/>
             <a:graphic>
@@ -8828,7 +9483,7 @@
                   <pic:spPr bwMode="auto">
                     <a:xfrm>
                       <a:off x="0" y="0"/>
-                      <a:ext cx="3240000" cy="4584609"/>
+                      <a:ext cx="3117090" cy="4584609"/>
                     </a:xfrm>
                     <a:prstGeom prst="rect">
                       <a:avLst/>
@@ -8850,10 +9505,6 @@
     <w:p>
       <w:pPr>
         <w:pStyle w:val="Compact"/>
-        <w:numPr>
-          <w:ilvl w:val="0"/>
-          <w:numId w:val="1006"/>
-        </w:numPr>
       </w:pPr>
       <w:r>
         <w:rPr>
@@ -8871,10 +9522,6 @@
     <w:p>
       <w:pPr>
         <w:pStyle w:val="Compact"/>
-        <w:numPr>
-          <w:ilvl w:val="0"/>
-          <w:numId w:val="1006"/>
-        </w:numPr>
       </w:pPr>
       <w:r>
         <w:rPr>
@@ -8904,10 +9551,6 @@
     <w:p>
       <w:pPr>
         <w:pStyle w:val="Compact"/>
-        <w:numPr>
-          <w:ilvl w:val="0"/>
-          <w:numId w:val="1006"/>
-        </w:numPr>
       </w:pPr>
       <w:r>
         <w:rPr>
@@ -8925,10 +9568,6 @@
     <w:p>
       <w:pPr>
         <w:pStyle w:val="Compact"/>
-        <w:numPr>
-          <w:ilvl w:val="0"/>
-          <w:numId w:val="1006"/>
-        </w:numPr>
       </w:pPr>
       <w:r>
         <w:rPr>
@@ -8942,6 +9581,16 @@
         </w:rPr>
         <w:t xml:space="preserve">与硼氢化钠作用</w:t>
       </w:r>
+    </w:p>
+    <w:p>
+      <w:pPr>
+        <w:spacing w:before="0" w:after="0"/>
+      </w:pPr>
+    </w:p>
+    <w:p>
+      <w:pPr>
+        <w:spacing w:before="0" w:after="0"/>
+      </w:pPr>
     </w:p>
     <w:bookmarkEnd w:id="68"/>
     <w:bookmarkStart w:id="72" w:name="第-21-题"/>
@@ -9166,7 +9815,7 @@
         </w:rPr>
         <w:drawing>
           <wp:inline>
-            <wp:extent cx="3240000" cy="4584609"/>
+            <wp:extent cx="3104347" cy="4584609"/>
             <wp:effectExtent b="0" l="0" r="0" t="0"/>
             <wp:docPr descr="" title="" id="70" name="Picture"/>
             <a:graphic>
@@ -9187,7 +9836,7 @@
                   <pic:spPr bwMode="auto">
                     <a:xfrm>
                       <a:off x="0" y="0"/>
-                      <a:ext cx="3240000" cy="4584609"/>
+                      <a:ext cx="3104347" cy="4584609"/>
                     </a:xfrm>
                     <a:prstGeom prst="rect">
                       <a:avLst/>
@@ -9209,17 +9858,64 @@
     <w:p>
       <w:pPr>
         <w:pStyle w:val="Compact"/>
-        <w:numPr>
-          <w:ilvl w:val="0"/>
-          <w:numId w:val="1007"/>
-        </w:numPr>
-      </w:pPr>
-      <w:r>
-        <w:rPr>
-          <w:rFonts w:ascii="Times New Roman" w:hAnsi="Times New Roman" w:eastAsia="Times New Roman" w:cs="Times New Roman"/>
-        </w:rPr>
-        <w:t xml:space="preserve">A. 4321　　B. 4213　　C. 2431　　D. 1324　　E. 2341</w:t>
-      </w:r>
+        <w:ind w:left="480" w:hanging="480"/>
+        <w:spacing w:after="0"/>
+      </w:pPr>
+      <w:r>
+        <w:rPr>
+          <w:rFonts w:ascii="Times New Roman" w:hAnsi="Times New Roman" w:eastAsia="Times New Roman" w:cs="Times New Roman"/>
+        </w:rPr>
+        <w:t xml:space="preserve">A. 4321　　</w:t>
+      </w:r>
+    </w:p>
+    <w:p>
+      <w:pPr>
+        <w:pStyle w:val="Compact"/>
+        <w:ind w:left="480" w:hanging="480"/>
+        <w:spacing w:before="0" w:after="0"/>
+      </w:pPr>
+      <w:r>
+        <w:rPr>
+          <w:rFonts w:ascii="Times New Roman" w:hAnsi="Times New Roman" w:eastAsia="Times New Roman" w:cs="Times New Roman"/>
+        </w:rPr>
+        <w:t xml:space="preserve">B. 4213　　</w:t>
+      </w:r>
+    </w:p>
+    <w:p>
+      <w:pPr>
+        <w:pStyle w:val="Compact"/>
+        <w:ind w:left="480" w:hanging="480"/>
+        <w:spacing w:before="0" w:after="0"/>
+      </w:pPr>
+      <w:r>
+        <w:rPr>
+          <w:rFonts w:ascii="Times New Roman" w:hAnsi="Times New Roman" w:eastAsia="Times New Roman" w:cs="Times New Roman"/>
+        </w:rPr>
+        <w:t xml:space="preserve">C. 2431　　</w:t>
+      </w:r>
+    </w:p>
+    <w:p>
+      <w:pPr>
+        <w:pStyle w:val="Compact"/>
+        <w:ind w:left="480" w:hanging="480"/>
+        <w:spacing w:before="0" w:after="36"/>
+      </w:pPr>
+      <w:r>
+        <w:rPr>
+          <w:rFonts w:ascii="Times New Roman" w:hAnsi="Times New Roman" w:eastAsia="Times New Roman" w:cs="Times New Roman"/>
+        </w:rPr>
+        <w:t xml:space="preserve">D. 1324　　E. 2341</w:t>
+      </w:r>
+    </w:p>
+    <w:p>
+      <w:pPr>
+        <w:spacing w:before="0" w:after="0"/>
+      </w:pPr>
+    </w:p>
+    <w:p>
+      <w:pPr>
+        <w:spacing w:before="0" w:after="0"/>
+      </w:pPr>
     </w:p>
     <w:bookmarkEnd w:id="72"/>
     <w:bookmarkStart w:id="76" w:name="第-22-题"/>
@@ -9426,7 +10122,7 @@
         </w:rPr>
         <w:drawing>
           <wp:inline>
-            <wp:extent cx="3240000" cy="4584609"/>
+            <wp:extent cx="3030504" cy="4584609"/>
             <wp:effectExtent b="0" l="0" r="0" t="0"/>
             <wp:docPr descr="" title="" id="74" name="Picture"/>
             <a:graphic>
@@ -9447,7 +10143,7 @@
                   <pic:spPr bwMode="auto">
                     <a:xfrm>
                       <a:off x="0" y="0"/>
-                      <a:ext cx="3240000" cy="4584609"/>
+                      <a:ext cx="3030504" cy="4584609"/>
                     </a:xfrm>
                     <a:prstGeom prst="rect">
                       <a:avLst/>
@@ -9469,10 +10165,6 @@
     <w:p>
       <w:pPr>
         <w:pStyle w:val="Compact"/>
-        <w:numPr>
-          <w:ilvl w:val="0"/>
-          <w:numId w:val="1008"/>
-        </w:numPr>
       </w:pPr>
       <w:r>
         <w:rPr>
@@ -9514,10 +10206,6 @@
     <w:p>
       <w:pPr>
         <w:pStyle w:val="Compact"/>
-        <w:numPr>
-          <w:ilvl w:val="0"/>
-          <w:numId w:val="1008"/>
-        </w:numPr>
       </w:pPr>
       <w:r>
         <w:rPr>
@@ -9553,10 +10241,6 @@
     <w:p>
       <w:pPr>
         <w:pStyle w:val="Compact"/>
-        <w:numPr>
-          <w:ilvl w:val="0"/>
-          <w:numId w:val="1008"/>
-        </w:numPr>
       </w:pPr>
       <w:r>
         <w:rPr>
@@ -9574,10 +10258,6 @@
     <w:p>
       <w:pPr>
         <w:pStyle w:val="Compact"/>
-        <w:numPr>
-          <w:ilvl w:val="0"/>
-          <w:numId w:val="1008"/>
-        </w:numPr>
       </w:pPr>
       <w:r>
         <w:rPr>
@@ -9591,6 +10271,16 @@
         </w:rPr>
         <w:t xml:space="preserve">两个化合物中前者较后者易发生消除反应</w:t>
       </w:r>
+    </w:p>
+    <w:p>
+      <w:pPr>
+        <w:spacing w:before="0" w:after="0"/>
+      </w:pPr>
+    </w:p>
+    <w:p>
+      <w:pPr>
+        <w:spacing w:before="0" w:after="0"/>
+      </w:pPr>
     </w:p>
     <w:bookmarkEnd w:id="76"/>
     <w:bookmarkStart w:id="77" w:name="第-23-题"/>
@@ -9735,6 +10425,8 @@
     <w:p>
       <w:pPr>
         <w:pStyle w:val="BodyText"/>
+        <w:ind w:left="480" w:hanging="480"/>
+        <w:spacing w:after="0"/>
       </w:pPr>
       <w:r>
         <w:rPr>
@@ -9979,7 +10671,20 @@
         <w:rPr>
           <w:rFonts w:ascii="Times New Roman" w:hAnsi="Times New Roman" w:eastAsia="Times New Roman" w:cs="Times New Roman"/>
         </w:rPr>
-        <w:t>- A. CH</w:t>
+        <w:t>- </w:t>
+      </w:r>
+    </w:p>
+    <w:p>
+      <w:pPr>
+        <w:pStyle w:val="BodyText"/>
+        <w:ind w:left="480" w:hanging="480"/>
+        <w:spacing w:before="0" w:after="0"/>
+      </w:pPr>
+      <w:r>
+        <w:rPr>
+          <w:rFonts w:ascii="Times New Roman" w:hAnsi="Times New Roman" w:eastAsia="Times New Roman" w:cs="Times New Roman"/>
+        </w:rPr>
+        <w:t>A. CH</w:t>
       </w:r>
       <w:r>
         <w:rPr>
@@ -9992,7 +10697,20 @@
         <w:rPr>
           <w:rFonts w:ascii="Times New Roman" w:hAnsi="Times New Roman" w:eastAsia="Times New Roman" w:cs="Times New Roman"/>
         </w:rPr>
-        <w:t>COOH　　B. CO</w:t>
+        <w:t>COOH　　</w:t>
+      </w:r>
+    </w:p>
+    <w:p>
+      <w:pPr>
+        <w:pStyle w:val="BodyText"/>
+        <w:ind w:left="480" w:hanging="480"/>
+        <w:spacing w:before="0" w:after="0"/>
+      </w:pPr>
+      <w:r>
+        <w:rPr>
+          <w:rFonts w:ascii="Times New Roman" w:hAnsi="Times New Roman" w:eastAsia="Times New Roman" w:cs="Times New Roman"/>
+        </w:rPr>
+        <w:t>B. CO</w:t>
       </w:r>
       <w:r>
         <w:rPr>
@@ -10049,7 +10767,20 @@
         <w:rPr>
           <w:rFonts w:ascii="Times New Roman" w:hAnsi="Times New Roman" w:eastAsia="Times New Roman" w:cs="Times New Roman"/>
         </w:rPr>
-        <w:t>- C. CO</w:t>
+        <w:t>- </w:t>
+      </w:r>
+    </w:p>
+    <w:p>
+      <w:pPr>
+        <w:pStyle w:val="BodyText"/>
+        <w:ind w:left="480" w:hanging="480"/>
+        <w:spacing w:before="0" w:after="0"/>
+      </w:pPr>
+      <w:r>
+        <w:rPr>
+          <w:rFonts w:ascii="Times New Roman" w:hAnsi="Times New Roman" w:eastAsia="Times New Roman" w:cs="Times New Roman"/>
+        </w:rPr>
+        <w:t>C. CO</w:t>
       </w:r>
       <w:r>
         <w:rPr>
@@ -10100,7 +10831,20 @@
         <w:rPr>
           <w:rFonts w:ascii="Times New Roman" w:hAnsi="Times New Roman" w:eastAsia="Times New Roman" w:cs="Times New Roman"/>
         </w:rPr>
-        <w:t>COOH　　D. HCO</w:t>
+        <w:t>COOH　　</w:t>
+      </w:r>
+    </w:p>
+    <w:p>
+      <w:pPr>
+        <w:pStyle w:val="BodyText"/>
+        <w:ind w:left="480" w:hanging="480"/>
+        <w:spacing w:before="0" w:after="180"/>
+      </w:pPr>
+      <w:r>
+        <w:rPr>
+          <w:rFonts w:ascii="Times New Roman" w:hAnsi="Times New Roman" w:eastAsia="Times New Roman" w:cs="Times New Roman"/>
+        </w:rPr>
+        <w:t>D. HCO</w:t>
       </w:r>
       <w:r>
         <w:rPr>
@@ -10167,6 +10911,16 @@
         </w:rPr>
         <w:t xml:space="preserve">元素与分析</w:t>
       </w:r>
+    </w:p>
+    <w:p>
+      <w:pPr>
+        <w:spacing w:before="0" w:after="0"/>
+      </w:pPr>
+    </w:p>
+    <w:p>
+      <w:pPr>
+        <w:spacing w:before="0" w:after="0"/>
+      </w:pPr>
     </w:p>
     <w:bookmarkEnd w:id="78"/>
     <w:bookmarkStart w:id="82" w:name="第-24-题"/>
@@ -10439,7 +11193,7 @@
         </w:rPr>
         <w:drawing>
           <wp:inline>
-            <wp:extent cx="3240000" cy="4584609"/>
+            <wp:extent cx="3071243" cy="4584609"/>
             <wp:effectExtent b="0" l="0" r="0" t="0"/>
             <wp:docPr descr="" title="" id="80" name="Picture"/>
             <a:graphic>
@@ -10460,7 +11214,7 @@
                   <pic:spPr bwMode="auto">
                     <a:xfrm>
                       <a:off x="0" y="0"/>
-                      <a:ext cx="3240000" cy="4584609"/>
+                      <a:ext cx="3071243" cy="4584609"/>
                     </a:xfrm>
                     <a:prstGeom prst="rect">
                       <a:avLst/>
@@ -10482,10 +11236,6 @@
     <w:p>
       <w:pPr>
         <w:pStyle w:val="Compact"/>
-        <w:numPr>
-          <w:ilvl w:val="0"/>
-          <w:numId w:val="1009"/>
-        </w:numPr>
       </w:pPr>
       <w:r>
         <w:rPr>
@@ -10515,10 +11265,6 @@
     <w:p>
       <w:pPr>
         <w:pStyle w:val="Compact"/>
-        <w:numPr>
-          <w:ilvl w:val="0"/>
-          <w:numId w:val="1009"/>
-        </w:numPr>
       </w:pPr>
       <w:r>
         <w:rPr>
@@ -10548,10 +11294,6 @@
     <w:p>
       <w:pPr>
         <w:pStyle w:val="Compact"/>
-        <w:numPr>
-          <w:ilvl w:val="0"/>
-          <w:numId w:val="1009"/>
-        </w:numPr>
       </w:pPr>
       <w:r>
         <w:rPr>
@@ -10582,10 +11324,6 @@
     <w:p>
       <w:pPr>
         <w:pStyle w:val="Compact"/>
-        <w:numPr>
-          <w:ilvl w:val="0"/>
-          <w:numId w:val="1009"/>
-        </w:numPr>
       </w:pPr>
       <w:r>
         <w:rPr>
@@ -10605,6 +11343,16 @@
         </w:rPr>
         <w:t>8</w:t>
       </w:r>
+    </w:p>
+    <w:p>
+      <w:pPr>
+        <w:spacing w:before="0" w:after="0"/>
+      </w:pPr>
+    </w:p>
+    <w:p>
+      <w:pPr>
+        <w:spacing w:before="0" w:after="0"/>
+      </w:pPr>
     </w:p>
     <w:bookmarkEnd w:id="82"/>
     <w:bookmarkStart w:id="83" w:name="第-25-题"/>
@@ -10749,6 +11497,8 @@
     <w:p>
       <w:pPr>
         <w:pStyle w:val="BodyText"/>
+        <w:ind w:left="480" w:hanging="480"/>
+        <w:spacing w:after="0"/>
       </w:pPr>
       <w:r>
         <w:rPr>
@@ -11019,7 +11769,20 @@
         <w:rPr>
           <w:rFonts w:ascii="Times New Roman" w:hAnsi="Times New Roman" w:eastAsia="Times New Roman" w:cs="Times New Roman"/>
         </w:rPr>
-        <w:t xml:space="preserve">- A. </w:t>
+        <w:t xml:space="preserve">- </w:t>
+      </w:r>
+    </w:p>
+    <w:p>
+      <w:pPr>
+        <w:pStyle w:val="BodyText"/>
+        <w:ind w:left="480" w:hanging="480"/>
+        <w:spacing w:before="0" w:after="0"/>
+      </w:pPr>
+      <w:r>
+        <w:rPr>
+          <w:rFonts w:ascii="Times New Roman" w:hAnsi="Times New Roman" w:eastAsia="Times New Roman" w:cs="Times New Roman"/>
+        </w:rPr>
+        <w:t xml:space="preserve">A. </w:t>
       </w:r>
       <w:r>
         <w:rPr>
@@ -11132,7 +11895,20 @@
         <w:rPr>
           <w:rFonts w:ascii="Times New Roman" w:hAnsi="Times New Roman" w:eastAsia="Times New Roman" w:cs="Times New Roman"/>
         </w:rPr>
-        <w:t xml:space="preserve">- B. </w:t>
+        <w:t xml:space="preserve">- </w:t>
+      </w:r>
+    </w:p>
+    <w:p>
+      <w:pPr>
+        <w:pStyle w:val="BodyText"/>
+        <w:ind w:left="480" w:hanging="480"/>
+        <w:spacing w:before="0" w:after="0"/>
+      </w:pPr>
+      <w:r>
+        <w:rPr>
+          <w:rFonts w:ascii="Times New Roman" w:hAnsi="Times New Roman" w:eastAsia="Times New Roman" w:cs="Times New Roman"/>
+        </w:rPr>
+        <w:t xml:space="preserve">B. </w:t>
       </w:r>
       <w:r>
         <w:rPr>
@@ -11187,7 +11963,20 @@
         <w:rPr>
           <w:rFonts w:ascii="Times New Roman" w:hAnsi="Times New Roman" w:eastAsia="Times New Roman" w:cs="Times New Roman"/>
         </w:rPr>
-        <w:t xml:space="preserve">- C. </w:t>
+        <w:t xml:space="preserve">- </w:t>
+      </w:r>
+    </w:p>
+    <w:p>
+      <w:pPr>
+        <w:pStyle w:val="BodyText"/>
+        <w:ind w:left="480" w:hanging="480"/>
+        <w:spacing w:before="0" w:after="0"/>
+      </w:pPr>
+      <w:r>
+        <w:rPr>
+          <w:rFonts w:ascii="Times New Roman" w:hAnsi="Times New Roman" w:eastAsia="Times New Roman" w:cs="Times New Roman"/>
+        </w:rPr>
+        <w:t xml:space="preserve">C. </w:t>
       </w:r>
       <w:r>
         <w:rPr>
@@ -11223,7 +12012,20 @@
         <w:rPr>
           <w:rFonts w:ascii="Times New Roman" w:hAnsi="Times New Roman" w:eastAsia="Times New Roman" w:cs="Times New Roman"/>
         </w:rPr>
-        <w:t xml:space="preserve">- D. </w:t>
+        <w:t xml:space="preserve">- </w:t>
+      </w:r>
+    </w:p>
+    <w:p>
+      <w:pPr>
+        <w:pStyle w:val="BodyText"/>
+        <w:ind w:left="480" w:hanging="480"/>
+        <w:spacing w:before="0" w:after="180"/>
+      </w:pPr>
+      <w:r>
+        <w:rPr>
+          <w:rFonts w:ascii="Times New Roman" w:hAnsi="Times New Roman" w:eastAsia="Times New Roman" w:cs="Times New Roman"/>
+        </w:rPr>
+        <w:t xml:space="preserve">D. </w:t>
       </w:r>
       <w:r>
         <w:rPr>
@@ -11304,6 +12106,16 @@
         </w:rPr>
         <w:t>3</w:t>
       </w:r>
+    </w:p>
+    <w:p>
+      <w:pPr>
+        <w:spacing w:before="0" w:after="0"/>
+      </w:pPr>
+    </w:p>
+    <w:p>
+      <w:pPr>
+        <w:spacing w:before="0" w:after="0"/>
+      </w:pPr>
     </w:p>
     <w:p>
       <w:pPr>

--- a/00-首页/题组Word/预赛基础卷/预赛基础卷II-学生版.docx
+++ b/00-首页/题组Word/预赛基础卷/预赛基础卷II-学生版.docx
@@ -178,8 +178,8 @@
     <w:p>
       <w:pPr>
         <w:pStyle w:val="BodyText"/>
+        <w:spacing w:before="0" w:after="0"/>
         <w:ind w:left="480" w:hanging="480"/>
-        <w:spacing w:after="0"/>
       </w:pPr>
       <w:r>
         <w:rPr>
@@ -279,8 +279,8 @@
     <w:p>
       <w:pPr>
         <w:pStyle w:val="BodyText"/>
+        <w:spacing w:before="0" w:after="0"/>
         <w:ind w:left="480" w:hanging="480"/>
-        <w:spacing w:before="0" w:after="0"/>
       </w:pPr>
       <w:r>
         <w:rPr>
@@ -408,8 +408,8 @@
     <w:p>
       <w:pPr>
         <w:pStyle w:val="BodyText"/>
+        <w:spacing w:before="0" w:after="0"/>
         <w:ind w:left="480" w:hanging="480"/>
-        <w:spacing w:before="0" w:after="0"/>
       </w:pPr>
       <w:r>
         <w:rPr>
@@ -537,8 +537,8 @@
     <w:p>
       <w:pPr>
         <w:pStyle w:val="BodyText"/>
+        <w:spacing w:before="0" w:after="0"/>
         <w:ind w:left="480" w:hanging="480"/>
-        <w:spacing w:before="0" w:after="0"/>
       </w:pPr>
       <w:r>
         <w:rPr>
@@ -666,8 +666,8 @@
     <w:p>
       <w:pPr>
         <w:pStyle w:val="BodyText"/>
+        <w:spacing w:before="0" w:after="0"/>
         <w:ind w:left="480" w:hanging="480"/>
-        <w:spacing w:before="0" w:after="180"/>
       </w:pPr>
       <w:r>
         <w:rPr>
@@ -933,8 +933,8 @@
     <w:p>
       <w:pPr>
         <w:pStyle w:val="BodyText"/>
+        <w:spacing w:before="0" w:after="0"/>
         <w:ind w:left="480" w:hanging="480"/>
-        <w:spacing w:after="0"/>
       </w:pPr>
       <w:r>
         <w:rPr>
@@ -970,8 +970,8 @@
     <w:p>
       <w:pPr>
         <w:pStyle w:val="BodyText"/>
+        <w:spacing w:before="0" w:after="0"/>
         <w:ind w:left="480" w:hanging="480"/>
-        <w:spacing w:before="0" w:after="0"/>
       </w:pPr>
       <w:r>
         <w:rPr>
@@ -983,8 +983,8 @@
     <w:p>
       <w:pPr>
         <w:pStyle w:val="BodyText"/>
+        <w:spacing w:before="0" w:after="0"/>
         <w:ind w:left="480" w:hanging="480"/>
-        <w:spacing w:before="0" w:after="0"/>
       </w:pPr>
       <w:r>
         <w:rPr>
@@ -1022,8 +1022,8 @@
     <w:p>
       <w:pPr>
         <w:pStyle w:val="BodyText"/>
+        <w:spacing w:before="0" w:after="0"/>
         <w:ind w:left="480" w:hanging="480"/>
-        <w:spacing w:before="0" w:after="0"/>
       </w:pPr>
       <w:r>
         <w:rPr>
@@ -1048,8 +1048,8 @@
     <w:p>
       <w:pPr>
         <w:pStyle w:val="BodyText"/>
+        <w:spacing w:before="0" w:after="0"/>
         <w:ind w:left="480" w:hanging="480"/>
-        <w:spacing w:before="0" w:after="180"/>
       </w:pPr>
       <w:r>
         <w:rPr>
@@ -1488,6 +1488,7 @@
     <w:p>
       <w:pPr>
         <w:pStyle w:val="Compact"/>
+        <w:spacing w:before="0" w:after="0"/>
       </w:pPr>
       <w:r>
         <w:rPr>
@@ -1578,6 +1579,7 @@
     <w:p>
       <w:pPr>
         <w:pStyle w:val="Compact"/>
+        <w:spacing w:before="0" w:after="0"/>
       </w:pPr>
       <w:r>
         <w:rPr>
@@ -1631,6 +1633,7 @@
     <w:p>
       <w:pPr>
         <w:pStyle w:val="Compact"/>
+        <w:spacing w:before="0" w:after="0"/>
       </w:pPr>
       <w:r>
         <w:rPr>
@@ -1660,6 +1663,7 @@
     <w:p>
       <w:pPr>
         <w:pStyle w:val="Compact"/>
+        <w:spacing w:before="0" w:after="0"/>
       </w:pPr>
       <w:r>
         <w:rPr>
@@ -1918,6 +1922,14 @@
       <w:tblPr>
         <w:tblStyle w:val="Table"/>
         <w:tblW w:type="auto" w:w="0"/>
+        <w:tblBorders>
+          <w:top w:val="single" w:sz="12" w:space="0" w:color="000000"/>
+          <w:left w:val="none" w:sz="0" w:space="0" w:color="auto"/>
+          <w:bottom w:val="single" w:sz="12" w:space="0" w:color="000000"/>
+          <w:right w:val="none" w:sz="0" w:space="0" w:color="auto"/>
+          <w:insideH w:val="none" w:sz="0" w:space="0" w:color="auto"/>
+          <w:insideV w:val="none" w:sz="0" w:space="0" w:color="auto"/>
+        </w:tblBorders>
         <w:tblLook w:firstRow="1" w:lastRow="0" w:firstColumn="0" w:lastColumn="0" w:noHBand="0" w:noVBand="0" w:val="0020"/>
       </w:tblPr>
       <w:tblGrid>
@@ -1931,7 +1943,11 @@
           <w:tblHeader w:val="on"/>
         </w:trPr>
         <w:tc>
-          <w:tcPr/>
+          <w:tcPr>
+            <w:tcBorders>
+              <w:bottom w:val="single" w:sz="8" w:space="0" w:color="000000"/>
+            </w:tcBorders>
+          </w:tcPr>
           <w:p>
             <w:pPr>
               <w:pStyle w:val="Compact"/>
@@ -1968,7 +1984,11 @@
           </w:p>
         </w:tc>
         <w:tc>
-          <w:tcPr/>
+          <w:tcPr>
+            <w:tcBorders>
+              <w:bottom w:val="single" w:sz="8" w:space="0" w:color="000000"/>
+            </w:tcBorders>
+          </w:tcPr>
           <w:p>
             <w:pPr>
               <w:pStyle w:val="Compact"/>
@@ -1984,7 +2004,11 @@
           </w:p>
         </w:tc>
         <w:tc>
-          <w:tcPr/>
+          <w:tcPr>
+            <w:tcBorders>
+              <w:bottom w:val="single" w:sz="8" w:space="0" w:color="000000"/>
+            </w:tcBorders>
+          </w:tcPr>
           <w:p>
             <w:pPr>
               <w:pStyle w:val="Compact"/>
@@ -2000,7 +2024,11 @@
           </w:p>
         </w:tc>
         <w:tc>
-          <w:tcPr/>
+          <w:tcPr>
+            <w:tcBorders>
+              <w:bottom w:val="single" w:sz="8" w:space="0" w:color="000000"/>
+            </w:tcBorders>
+          </w:tcPr>
           <w:p>
             <w:pPr>
               <w:pStyle w:val="Compact"/>
@@ -2094,9 +2122,8 @@
     <w:p>
       <w:pPr>
         <w:pStyle w:val="BodyText"/>
-        <w:spacing w:before="120"/>
+        <w:spacing w:before="0" w:after="0"/>
         <w:ind w:left="480" w:hanging="480"/>
-        <w:spacing w:after="0"/>
       </w:pPr>
       <w:r>
         <w:rPr>
@@ -2150,9 +2177,8 @@
     <w:p>
       <w:pPr>
         <w:pStyle w:val="BodyText"/>
-        <w:spacing w:before="120"/>
+        <w:spacing w:before="0" w:after="0"/>
         <w:ind w:left="480" w:hanging="480"/>
-        <w:spacing w:before="0" w:after="0"/>
       </w:pPr>
       <w:r>
         <w:rPr>
@@ -2200,9 +2226,8 @@
     <w:p>
       <w:pPr>
         <w:pStyle w:val="BodyText"/>
-        <w:spacing w:before="120"/>
+        <w:spacing w:before="0" w:after="0"/>
         <w:ind w:left="480" w:hanging="480"/>
-        <w:spacing w:before="0" w:after="0"/>
       </w:pPr>
       <w:r>
         <w:rPr>
@@ -2250,9 +2275,8 @@
     <w:p>
       <w:pPr>
         <w:pStyle w:val="BodyText"/>
-        <w:spacing w:before="120"/>
+        <w:spacing w:before="0" w:after="0"/>
         <w:ind w:left="480" w:hanging="480"/>
-        <w:spacing w:before="0" w:after="0"/>
       </w:pPr>
       <w:r>
         <w:rPr>
@@ -2318,9 +2342,8 @@
     <w:p>
       <w:pPr>
         <w:pStyle w:val="BodyText"/>
-        <w:spacing w:before="120"/>
+        <w:spacing w:before="0" w:after="0"/>
         <w:ind w:left="480" w:hanging="480"/>
-        <w:spacing w:before="0" w:after="180"/>
       </w:pPr>
       <w:r>
         <w:rPr>
@@ -2500,8 +2523,8 @@
     <w:p>
       <w:pPr>
         <w:pStyle w:val="BodyText"/>
+        <w:spacing w:before="0" w:after="0"/>
         <w:ind w:left="480" w:hanging="480"/>
-        <w:spacing w:after="0"/>
       </w:pPr>
       <w:r>
         <w:rPr>
@@ -2738,8 +2761,8 @@
     <w:p>
       <w:pPr>
         <w:pStyle w:val="BodyText"/>
+        <w:spacing w:before="0" w:after="0"/>
         <w:ind w:left="480" w:hanging="480"/>
-        <w:spacing w:before="0" w:after="0"/>
       </w:pPr>
       <w:r>
         <w:rPr>
@@ -2820,8 +2843,8 @@
     <w:p>
       <w:pPr>
         <w:pStyle w:val="BodyText"/>
+        <w:spacing w:before="0" w:after="0"/>
         <w:ind w:left="480" w:hanging="480"/>
-        <w:spacing w:before="0" w:after="0"/>
       </w:pPr>
       <w:r>
         <w:rPr>
@@ -2921,8 +2944,8 @@
     <w:p>
       <w:pPr>
         <w:pStyle w:val="BodyText"/>
+        <w:spacing w:before="0" w:after="0"/>
         <w:ind w:left="480" w:hanging="480"/>
-        <w:spacing w:before="0" w:after="0"/>
       </w:pPr>
       <w:r>
         <w:rPr>
@@ -3046,8 +3069,8 @@
     <w:p>
       <w:pPr>
         <w:pStyle w:val="BodyText"/>
+        <w:spacing w:before="0" w:after="0"/>
         <w:ind w:left="480" w:hanging="480"/>
-        <w:spacing w:before="0" w:after="180"/>
       </w:pPr>
       <w:r>
         <w:rPr>
@@ -3239,8 +3262,8 @@
     <w:p>
       <w:pPr>
         <w:pStyle w:val="BodyText"/>
+        <w:spacing w:before="0" w:after="0"/>
         <w:ind w:left="480" w:hanging="480"/>
-        <w:spacing w:after="0"/>
       </w:pPr>
       <w:r>
         <w:rPr>
@@ -3582,8 +3605,8 @@
     <w:p>
       <w:pPr>
         <w:pStyle w:val="BodyText"/>
+        <w:spacing w:before="0" w:after="0"/>
         <w:ind w:left="480" w:hanging="480"/>
-        <w:spacing w:before="0" w:after="0"/>
       </w:pPr>
       <w:r>
         <w:rPr>
@@ -3621,8 +3644,8 @@
     <w:p>
       <w:pPr>
         <w:pStyle w:val="BodyText"/>
+        <w:spacing w:before="0" w:after="0"/>
         <w:ind w:left="480" w:hanging="480"/>
-        <w:spacing w:before="0" w:after="0"/>
       </w:pPr>
       <w:r>
         <w:rPr>
@@ -3660,8 +3683,8 @@
     <w:p>
       <w:pPr>
         <w:pStyle w:val="BodyText"/>
+        <w:spacing w:before="0" w:after="0"/>
         <w:ind w:left="480" w:hanging="480"/>
-        <w:spacing w:before="0" w:after="0"/>
       </w:pPr>
       <w:r>
         <w:rPr>
@@ -3712,8 +3735,8 @@
     <w:p>
       <w:pPr>
         <w:pStyle w:val="BodyText"/>
+        <w:spacing w:before="0" w:after="0"/>
         <w:ind w:left="480" w:hanging="480"/>
-        <w:spacing w:before="0" w:after="180"/>
       </w:pPr>
       <w:r>
         <w:rPr>
@@ -4099,6 +4122,7 @@
     <w:p>
       <w:pPr>
         <w:pStyle w:val="Compact"/>
+        <w:spacing w:before="0" w:after="0"/>
       </w:pPr>
       <w:r>
         <w:rPr>
@@ -4141,6 +4165,7 @@
     <w:p>
       <w:pPr>
         <w:pStyle w:val="Compact"/>
+        <w:spacing w:before="0" w:after="0"/>
       </w:pPr>
       <w:r>
         <w:rPr>
@@ -4219,6 +4244,7 @@
     <w:p>
       <w:pPr>
         <w:pStyle w:val="Compact"/>
+        <w:spacing w:before="0" w:after="0"/>
       </w:pPr>
       <w:r>
         <w:rPr>
@@ -4248,6 +4274,7 @@
     <w:p>
       <w:pPr>
         <w:pStyle w:val="Compact"/>
+        <w:spacing w:before="0" w:after="0"/>
       </w:pPr>
       <w:r>
         <w:rPr>
@@ -4467,8 +4494,8 @@
     <w:p>
       <w:pPr>
         <w:pStyle w:val="BodyText"/>
+        <w:spacing w:before="0" w:after="0"/>
         <w:ind w:left="480" w:hanging="480"/>
-        <w:spacing w:after="0"/>
       </w:pPr>
       <w:r>
         <w:rPr>
@@ -4492,8 +4519,8 @@
     <w:p>
       <w:pPr>
         <w:pStyle w:val="BodyText"/>
+        <w:spacing w:before="0" w:after="0"/>
         <w:ind w:left="480" w:hanging="480"/>
-        <w:spacing w:before="0" w:after="0"/>
       </w:pPr>
       <w:r>
         <w:rPr>
@@ -4622,8 +4649,8 @@
     <w:p>
       <w:pPr>
         <w:pStyle w:val="BodyText"/>
+        <w:spacing w:before="0" w:after="0"/>
         <w:ind w:left="480" w:hanging="480"/>
-        <w:spacing w:before="0" w:after="0"/>
       </w:pPr>
       <w:r>
         <w:rPr>
@@ -4725,8 +4752,8 @@
     <w:p>
       <w:pPr>
         <w:pStyle w:val="BodyText"/>
+        <w:spacing w:before="0" w:after="0"/>
         <w:ind w:left="480" w:hanging="480"/>
-        <w:spacing w:before="0" w:after="0"/>
       </w:pPr>
       <w:r>
         <w:rPr>
@@ -4817,8 +4844,8 @@
     <w:p>
       <w:pPr>
         <w:pStyle w:val="BodyText"/>
+        <w:spacing w:before="0" w:after="0"/>
         <w:ind w:left="480" w:hanging="480"/>
-        <w:spacing w:before="0" w:after="180"/>
       </w:pPr>
       <w:r>
         <w:rPr>
@@ -5048,8 +5075,8 @@
     <w:p>
       <w:pPr>
         <w:pStyle w:val="BodyText"/>
+        <w:spacing w:before="0" w:after="0"/>
         <w:ind w:left="480" w:hanging="480"/>
-        <w:spacing w:after="0"/>
       </w:pPr>
       <w:r>
         <w:rPr>
@@ -5253,8 +5280,8 @@
     <w:p>
       <w:pPr>
         <w:pStyle w:val="BodyText"/>
+        <w:spacing w:before="0" w:after="0"/>
         <w:ind w:left="480" w:hanging="480"/>
-        <w:spacing w:before="0" w:after="0"/>
       </w:pPr>
       <w:r>
         <w:rPr>
@@ -5266,8 +5293,8 @@
     <w:p>
       <w:pPr>
         <w:pStyle w:val="BodyText"/>
+        <w:spacing w:before="0" w:after="0"/>
         <w:ind w:left="480" w:hanging="480"/>
-        <w:spacing w:before="0" w:after="0"/>
       </w:pPr>
       <w:r>
         <w:rPr>
@@ -5279,8 +5306,8 @@
     <w:p>
       <w:pPr>
         <w:pStyle w:val="BodyText"/>
+        <w:spacing w:before="0" w:after="0"/>
         <w:ind w:left="480" w:hanging="480"/>
-        <w:spacing w:before="0" w:after="0"/>
       </w:pPr>
       <w:r>
         <w:rPr>
@@ -5292,8 +5319,8 @@
     <w:p>
       <w:pPr>
         <w:pStyle w:val="BodyText"/>
+        <w:spacing w:before="0" w:after="0"/>
         <w:ind w:left="480" w:hanging="480"/>
-        <w:spacing w:before="0" w:after="180"/>
       </w:pPr>
       <w:r>
         <w:rPr>
@@ -5566,6 +5593,7 @@
     <w:p>
       <w:pPr>
         <w:pStyle w:val="Compact"/>
+        <w:spacing w:before="0" w:after="0"/>
       </w:pPr>
       <w:r>
         <w:rPr>
@@ -5595,6 +5623,7 @@
     <w:p>
       <w:pPr>
         <w:pStyle w:val="Compact"/>
+        <w:spacing w:before="0" w:after="0"/>
       </w:pPr>
       <w:r>
         <w:rPr>
@@ -5637,6 +5666,7 @@
     <w:p>
       <w:pPr>
         <w:pStyle w:val="Compact"/>
+        <w:spacing w:before="0" w:after="0"/>
       </w:pPr>
       <w:r>
         <w:rPr>
@@ -5674,6 +5704,7 @@
     <w:p>
       <w:pPr>
         <w:pStyle w:val="Compact"/>
+        <w:spacing w:before="0" w:after="0"/>
       </w:pPr>
       <w:r>
         <w:rPr>
@@ -5853,8 +5884,8 @@
     <w:p>
       <w:pPr>
         <w:pStyle w:val="BodyText"/>
+        <w:spacing w:before="0" w:after="0"/>
         <w:ind w:left="480" w:hanging="480"/>
-        <w:spacing w:after="0"/>
       </w:pPr>
       <w:r>
         <w:rPr>
@@ -6176,8 +6207,8 @@
     <w:p>
       <w:pPr>
         <w:pStyle w:val="BodyText"/>
+        <w:spacing w:before="0" w:after="0"/>
         <w:ind w:left="480" w:hanging="480"/>
-        <w:spacing w:before="0" w:after="0"/>
       </w:pPr>
       <w:r>
         <w:rPr>
@@ -6201,8 +6232,8 @@
     <w:p>
       <w:pPr>
         <w:pStyle w:val="BodyText"/>
+        <w:spacing w:before="0" w:after="0"/>
         <w:ind w:left="480" w:hanging="480"/>
-        <w:spacing w:before="0" w:after="0"/>
       </w:pPr>
       <w:r>
         <w:rPr>
@@ -6226,8 +6257,8 @@
     <w:p>
       <w:pPr>
         <w:pStyle w:val="BodyText"/>
+        <w:spacing w:before="0" w:after="0"/>
         <w:ind w:left="480" w:hanging="480"/>
-        <w:spacing w:before="0" w:after="0"/>
       </w:pPr>
       <w:r>
         <w:rPr>
@@ -6251,8 +6282,8 @@
     <w:p>
       <w:pPr>
         <w:pStyle w:val="BodyText"/>
+        <w:spacing w:before="0" w:after="0"/>
         <w:ind w:left="480" w:hanging="480"/>
-        <w:spacing w:before="0" w:after="180"/>
       </w:pPr>
       <w:r>
         <w:rPr>
@@ -6989,8 +7020,8 @@
     <w:p>
       <w:pPr>
         <w:pStyle w:val="FirstParagraph"/>
+        <w:spacing w:before="0" w:after="0"/>
         <w:ind w:left="480" w:hanging="480"/>
-        <w:spacing w:after="0"/>
       </w:pPr>
       <w:r>
         <w:rPr>
@@ -7020,8 +7051,8 @@
     <w:p>
       <w:pPr>
         <w:pStyle w:val="FirstParagraph"/>
+        <w:spacing w:before="0" w:after="0"/>
         <w:ind w:left="480" w:hanging="480"/>
-        <w:spacing w:before="0" w:after="0"/>
       </w:pPr>
       <w:r>
         <w:rPr>
@@ -7051,8 +7082,8 @@
     <w:p>
       <w:pPr>
         <w:pStyle w:val="FirstParagraph"/>
+        <w:spacing w:before="0" w:after="0"/>
         <w:ind w:left="480" w:hanging="480"/>
-        <w:spacing w:before="0" w:after="0"/>
       </w:pPr>
       <w:r>
         <w:rPr>
@@ -7082,8 +7113,8 @@
     <w:p>
       <w:pPr>
         <w:pStyle w:val="FirstParagraph"/>
+        <w:spacing w:before="0" w:after="0"/>
         <w:ind w:left="480" w:hanging="480"/>
-        <w:spacing w:before="0" w:after="0"/>
       </w:pPr>
       <w:r>
         <w:rPr>
@@ -7125,8 +7156,8 @@
     <w:p>
       <w:pPr>
         <w:pStyle w:val="FirstParagraph"/>
+        <w:spacing w:before="0" w:after="0"/>
         <w:ind w:left="480" w:hanging="480"/>
-        <w:spacing w:before="0" w:after="180"/>
       </w:pPr>
       <w:r>
         <w:rPr>
@@ -7986,6 +8017,7 @@
     <w:p>
       <w:pPr>
         <w:pStyle w:val="Compact"/>
+        <w:spacing w:before="0" w:after="0"/>
       </w:pPr>
       <w:r>
         <w:rPr>
@@ -8033,6 +8065,7 @@
     <w:p>
       <w:pPr>
         <w:pStyle w:val="Compact"/>
+        <w:spacing w:before="0" w:after="0"/>
       </w:pPr>
       <w:r>
         <w:rPr>
@@ -8074,6 +8107,7 @@
     <w:p>
       <w:pPr>
         <w:pStyle w:val="Compact"/>
+        <w:spacing w:before="0" w:after="0"/>
       </w:pPr>
       <w:r>
         <w:rPr>
@@ -8115,6 +8149,7 @@
     <w:p>
       <w:pPr>
         <w:pStyle w:val="Compact"/>
+        <w:spacing w:before="0" w:after="0"/>
       </w:pPr>
       <w:r>
         <w:rPr>
@@ -8837,6 +8872,7 @@
     <w:p>
       <w:pPr>
         <w:pStyle w:val="Compact"/>
+        <w:spacing w:before="0" w:after="0"/>
       </w:pPr>
       <w:r>
         <w:rPr>
@@ -8866,6 +8902,7 @@
     <w:p>
       <w:pPr>
         <w:pStyle w:val="Compact"/>
+        <w:spacing w:before="0" w:after="0"/>
       </w:pPr>
       <w:r>
         <w:rPr>
@@ -8883,6 +8920,7 @@
     <w:p>
       <w:pPr>
         <w:pStyle w:val="Compact"/>
+        <w:spacing w:before="0" w:after="0"/>
       </w:pPr>
       <w:r>
         <w:rPr>
@@ -8925,6 +8963,7 @@
     <w:p>
       <w:pPr>
         <w:pStyle w:val="Compact"/>
+        <w:spacing w:before="0" w:after="0"/>
       </w:pPr>
       <w:r>
         <w:rPr>
@@ -9505,6 +9544,7 @@
     <w:p>
       <w:pPr>
         <w:pStyle w:val="Compact"/>
+        <w:spacing w:before="0" w:after="0"/>
       </w:pPr>
       <w:r>
         <w:rPr>
@@ -9522,6 +9562,7 @@
     <w:p>
       <w:pPr>
         <w:pStyle w:val="Compact"/>
+        <w:spacing w:before="0" w:after="0"/>
       </w:pPr>
       <w:r>
         <w:rPr>
@@ -9551,6 +9592,7 @@
     <w:p>
       <w:pPr>
         <w:pStyle w:val="Compact"/>
+        <w:spacing w:before="0" w:after="0"/>
       </w:pPr>
       <w:r>
         <w:rPr>
@@ -9568,6 +9610,7 @@
     <w:p>
       <w:pPr>
         <w:pStyle w:val="Compact"/>
+        <w:spacing w:before="0" w:after="0"/>
       </w:pPr>
       <w:r>
         <w:rPr>
@@ -9858,8 +9901,8 @@
     <w:p>
       <w:pPr>
         <w:pStyle w:val="Compact"/>
+        <w:spacing w:before="0" w:after="0"/>
         <w:ind w:left="480" w:hanging="480"/>
-        <w:spacing w:after="0"/>
       </w:pPr>
       <w:r>
         <w:rPr>
@@ -9871,8 +9914,8 @@
     <w:p>
       <w:pPr>
         <w:pStyle w:val="Compact"/>
+        <w:spacing w:before="0" w:after="0"/>
         <w:ind w:left="480" w:hanging="480"/>
-        <w:spacing w:before="0" w:after="0"/>
       </w:pPr>
       <w:r>
         <w:rPr>
@@ -9884,8 +9927,8 @@
     <w:p>
       <w:pPr>
         <w:pStyle w:val="Compact"/>
+        <w:spacing w:before="0" w:after="0"/>
         <w:ind w:left="480" w:hanging="480"/>
-        <w:spacing w:before="0" w:after="0"/>
       </w:pPr>
       <w:r>
         <w:rPr>
@@ -9897,8 +9940,8 @@
     <w:p>
       <w:pPr>
         <w:pStyle w:val="Compact"/>
+        <w:spacing w:before="0" w:after="0"/>
         <w:ind w:left="480" w:hanging="480"/>
-        <w:spacing w:before="0" w:after="36"/>
       </w:pPr>
       <w:r>
         <w:rPr>
@@ -10165,6 +10208,7 @@
     <w:p>
       <w:pPr>
         <w:pStyle w:val="Compact"/>
+        <w:spacing w:before="0" w:after="0"/>
       </w:pPr>
       <w:r>
         <w:rPr>
@@ -10206,6 +10250,7 @@
     <w:p>
       <w:pPr>
         <w:pStyle w:val="Compact"/>
+        <w:spacing w:before="0" w:after="0"/>
       </w:pPr>
       <w:r>
         <w:rPr>
@@ -10241,6 +10286,7 @@
     <w:p>
       <w:pPr>
         <w:pStyle w:val="Compact"/>
+        <w:spacing w:before="0" w:after="0"/>
       </w:pPr>
       <w:r>
         <w:rPr>
@@ -10258,6 +10304,7 @@
     <w:p>
       <w:pPr>
         <w:pStyle w:val="Compact"/>
+        <w:spacing w:before="0" w:after="0"/>
       </w:pPr>
       <w:r>
         <w:rPr>
@@ -10425,8 +10472,8 @@
     <w:p>
       <w:pPr>
         <w:pStyle w:val="BodyText"/>
+        <w:spacing w:before="0" w:after="0"/>
         <w:ind w:left="480" w:hanging="480"/>
-        <w:spacing w:after="0"/>
       </w:pPr>
       <w:r>
         <w:rPr>
@@ -10677,8 +10724,8 @@
     <w:p>
       <w:pPr>
         <w:pStyle w:val="BodyText"/>
+        <w:spacing w:before="0" w:after="0"/>
         <w:ind w:left="480" w:hanging="480"/>
-        <w:spacing w:before="0" w:after="0"/>
       </w:pPr>
       <w:r>
         <w:rPr>
@@ -10703,8 +10750,8 @@
     <w:p>
       <w:pPr>
         <w:pStyle w:val="BodyText"/>
+        <w:spacing w:before="0" w:after="0"/>
         <w:ind w:left="480" w:hanging="480"/>
-        <w:spacing w:before="0" w:after="0"/>
       </w:pPr>
       <w:r>
         <w:rPr>
@@ -10773,8 +10820,8 @@
     <w:p>
       <w:pPr>
         <w:pStyle w:val="BodyText"/>
+        <w:spacing w:before="0" w:after="0"/>
         <w:ind w:left="480" w:hanging="480"/>
-        <w:spacing w:before="0" w:after="0"/>
       </w:pPr>
       <w:r>
         <w:rPr>
@@ -10837,8 +10884,8 @@
     <w:p>
       <w:pPr>
         <w:pStyle w:val="BodyText"/>
+        <w:spacing w:before="0" w:after="0"/>
         <w:ind w:left="480" w:hanging="480"/>
-        <w:spacing w:before="0" w:after="180"/>
       </w:pPr>
       <w:r>
         <w:rPr>
@@ -11236,6 +11283,7 @@
     <w:p>
       <w:pPr>
         <w:pStyle w:val="Compact"/>
+        <w:spacing w:before="0" w:after="0"/>
       </w:pPr>
       <w:r>
         <w:rPr>
@@ -11265,6 +11313,7 @@
     <w:p>
       <w:pPr>
         <w:pStyle w:val="Compact"/>
+        <w:spacing w:before="0" w:after="0"/>
       </w:pPr>
       <w:r>
         <w:rPr>
@@ -11294,6 +11343,7 @@
     <w:p>
       <w:pPr>
         <w:pStyle w:val="Compact"/>
+        <w:spacing w:before="0" w:after="0"/>
       </w:pPr>
       <w:r>
         <w:rPr>
@@ -11324,6 +11374,7 @@
     <w:p>
       <w:pPr>
         <w:pStyle w:val="Compact"/>
+        <w:spacing w:before="0" w:after="0"/>
       </w:pPr>
       <w:r>
         <w:rPr>
@@ -11497,8 +11548,8 @@
     <w:p>
       <w:pPr>
         <w:pStyle w:val="BodyText"/>
+        <w:spacing w:before="0" w:after="0"/>
         <w:ind w:left="480" w:hanging="480"/>
-        <w:spacing w:after="0"/>
       </w:pPr>
       <w:r>
         <w:rPr>
@@ -11775,8 +11826,8 @@
     <w:p>
       <w:pPr>
         <w:pStyle w:val="BodyText"/>
+        <w:spacing w:before="0" w:after="0"/>
         <w:ind w:left="480" w:hanging="480"/>
-        <w:spacing w:before="0" w:after="0"/>
       </w:pPr>
       <w:r>
         <w:rPr>
@@ -11901,8 +11952,8 @@
     <w:p>
       <w:pPr>
         <w:pStyle w:val="BodyText"/>
+        <w:spacing w:before="0" w:after="0"/>
         <w:ind w:left="480" w:hanging="480"/>
-        <w:spacing w:before="0" w:after="0"/>
       </w:pPr>
       <w:r>
         <w:rPr>
@@ -11969,8 +12020,8 @@
     <w:p>
       <w:pPr>
         <w:pStyle w:val="BodyText"/>
+        <w:spacing w:before="0" w:after="0"/>
         <w:ind w:left="480" w:hanging="480"/>
-        <w:spacing w:before="0" w:after="0"/>
       </w:pPr>
       <w:r>
         <w:rPr>
@@ -12018,8 +12069,8 @@
     <w:p>
       <w:pPr>
         <w:pStyle w:val="BodyText"/>
+        <w:spacing w:before="0" w:after="0"/>
         <w:ind w:left="480" w:hanging="480"/>
-        <w:spacing w:before="0" w:after="180"/>
       </w:pPr>
       <w:r>
         <w:rPr>
@@ -12549,7 +12600,7 @@
     <ns0:rPr>
       <ns0:rFonts ns0:ascii="Times New Roman" ns0:cs="Times New Roman" ns0:eastAsia="SimHei" ns0:hAnsi="Times New Roman"/>
       <ns0:b/>
-      <ns0:color ns0:val="17324D"/>
+      <ns0:color ns0:val="000000"/>
       <ns0:sz ns0:val="44"/>
       <ns0:szCs ns0:val="56"/>
     </ns0:rPr>
@@ -12691,7 +12742,7 @@
     <ns0:rPr>
       <ns0:rFonts ns0:ascii="Times New Roman" ns0:cs="Times New Roman" ns0:eastAsia="SimHei" ns0:hAnsi="Times New Roman"/>
       <ns0:b/>
-      <ns0:color ns0:val="17324D"/>
+      <ns0:color ns0:val="000000"/>
       <ns0:sz ns0:val="32"/>
       <ns0:szCs ns0:val="40"/>
     </ns0:rPr>
@@ -12715,7 +12766,7 @@
     <ns0:rPr>
       <ns0:rFonts ns0:ascii="Times New Roman" ns0:cs="Times New Roman" ns0:eastAsia="SimHei" ns0:hAnsi="Times New Roman"/>
       <ns0:b/>
-      <ns0:color ns0:val="17324D"/>
+      <ns0:color ns0:val="000000"/>
       <ns0:sz ns0:val="28"/>
       <ns0:szCs ns0:val="32"/>
     </ns0:rPr>
@@ -12739,7 +12790,7 @@
     <ns0:rPr>
       <ns0:rFonts ns0:ascii="Times New Roman" ns0:cs="Times New Roman" ns0:eastAsia="SimHei" ns0:hAnsi="Times New Roman"/>
       <ns0:b/>
-      <ns0:color ns0:val="17324D"/>
+      <ns0:color ns0:val="000000"/>
       <ns0:sz ns0:val="25"/>
       <ns0:szCs ns0:val="28"/>
     </ns0:rPr>
